--- a/CMA_W_B1_Ch13_AnswerKeys.docx
+++ b/CMA_W_B1_Ch13_AnswerKeys.docx
@@ -97,7 +97,7 @@
                 <w:sz w:val="17"/>
                 <w:szCs w:val="17"/>
               </w:rPr>
-              <w:t xml:space="preserve">government · different · differently</w:t>
+              <w:t xml:space="preserve">statements · government · taxable income</w:t>
             </w:r>
           </w:p>
         </w:tc>
@@ -130,40 +130,40 @@
                 <w:sz w:val="17"/>
                 <w:szCs w:val="17"/>
               </w:rPr>
+              <w:t xml:space="preserve">B</w:t>
+            </w:r>
+          </w:p>
+        </w:tc>
+        <w:tc>
+          <w:tcPr>
+            <w:tcW w:type="pct" w:w="1667"/>
+            <w:tcMar>
+              <w:top w:type="dxa" w:w="40"/>
+              <w:left w:type="dxa" w:w="100"/>
+              <w:bottom w:type="dxa" w:w="40"/>
+              <w:right w:type="dxa" w:w="100"/>
+            </w:tcMar>
+          </w:tcPr>
+          <w:p>
+            <w:pPr>
+              <w:spacing w:before="22" w:after="22"/>
+            </w:pPr>
+            <w:r>
+              <w:rPr>
+                <w:b/>
+                <w:bCs/>
+                <w:color w:val="8186EF"/>
+                <w:sz w:val="16"/>
+                <w:szCs w:val="16"/>
+              </w:rPr>
+              <w:t xml:space="preserve">17  </w:t>
+            </w:r>
+            <w:r>
+              <w:rPr>
+                <w:sz w:val="17"/>
+                <w:szCs w:val="17"/>
+              </w:rPr>
               <w:t xml:space="preserve">A</w:t>
-            </w:r>
-          </w:p>
-        </w:tc>
-        <w:tc>
-          <w:tcPr>
-            <w:tcW w:type="pct" w:w="1667"/>
-            <w:tcMar>
-              <w:top w:type="dxa" w:w="40"/>
-              <w:left w:type="dxa" w:w="100"/>
-              <w:bottom w:type="dxa" w:w="40"/>
-              <w:right w:type="dxa" w:w="100"/>
-            </w:tcMar>
-          </w:tcPr>
-          <w:p>
-            <w:pPr>
-              <w:spacing w:before="22" w:after="22"/>
-            </w:pPr>
-            <w:r>
-              <w:rPr>
-                <w:b/>
-                <w:bCs/>
-                <w:color w:val="8186EF"/>
-                <w:sz w:val="16"/>
-                <w:szCs w:val="16"/>
-              </w:rPr>
-              <w:t xml:space="preserve">17  </w:t>
-            </w:r>
-            <w:r>
-              <w:rPr>
-                <w:sz w:val="17"/>
-                <w:szCs w:val="17"/>
-              </w:rPr>
-              <w:t xml:space="preserve">C</w:t>
             </w:r>
           </w:p>
         </w:tc>
@@ -199,7 +199,7 @@
                 <w:sz w:val="17"/>
                 <w:szCs w:val="17"/>
               </w:rPr>
-              <w:t xml:space="preserve">different · taxable · usually</w:t>
+              <w:t xml:space="preserve">differently · Interperiod tax allocation · transactions</w:t>
             </w:r>
           </w:p>
         </w:tc>
@@ -233,41 +233,41 @@
                 <w:sz w:val="17"/>
                 <w:szCs w:val="17"/>
               </w:rPr>
+              <w:t xml:space="preserve">A</w:t>
+            </w:r>
+          </w:p>
+        </w:tc>
+        <w:tc>
+          <w:tcPr>
+            <w:tcW w:type="pct" w:w="1667"/>
+            <w:shd w:fill="FBFAF6" w:val="clear"/>
+            <w:tcMar>
+              <w:top w:type="dxa" w:w="40"/>
+              <w:left w:type="dxa" w:w="100"/>
+              <w:bottom w:type="dxa" w:w="40"/>
+              <w:right w:type="dxa" w:w="100"/>
+            </w:tcMar>
+          </w:tcPr>
+          <w:p>
+            <w:pPr>
+              <w:spacing w:before="22" w:after="22"/>
+            </w:pPr>
+            <w:r>
+              <w:rPr>
+                <w:b/>
+                <w:bCs/>
+                <w:color w:val="8186EF"/>
+                <w:sz w:val="16"/>
+                <w:szCs w:val="16"/>
+              </w:rPr>
+              <w:t xml:space="preserve">18  </w:t>
+            </w:r>
+            <w:r>
+              <w:rPr>
+                <w:sz w:val="17"/>
+                <w:szCs w:val="17"/>
+              </w:rPr>
               <w:t xml:space="preserve">B</w:t>
-            </w:r>
-          </w:p>
-        </w:tc>
-        <w:tc>
-          <w:tcPr>
-            <w:tcW w:type="pct" w:w="1667"/>
-            <w:shd w:fill="FBFAF6" w:val="clear"/>
-            <w:tcMar>
-              <w:top w:type="dxa" w:w="40"/>
-              <w:left w:type="dxa" w:w="100"/>
-              <w:bottom w:type="dxa" w:w="40"/>
-              <w:right w:type="dxa" w:w="100"/>
-            </w:tcMar>
-          </w:tcPr>
-          <w:p>
-            <w:pPr>
-              <w:spacing w:before="22" w:after="22"/>
-            </w:pPr>
-            <w:r>
-              <w:rPr>
-                <w:b/>
-                <w:bCs/>
-                <w:color w:val="8186EF"/>
-                <w:sz w:val="16"/>
-                <w:szCs w:val="16"/>
-              </w:rPr>
-              <w:t xml:space="preserve">18  </w:t>
-            </w:r>
-            <w:r>
-              <w:rPr>
-                <w:sz w:val="17"/>
-                <w:szCs w:val="17"/>
-              </w:rPr>
-              <w:t xml:space="preserve">A</w:t>
             </w:r>
           </w:p>
         </w:tc>
@@ -302,7 +302,7 @@
                 <w:sz w:val="17"/>
                 <w:szCs w:val="17"/>
               </w:rPr>
-              <w:t xml:space="preserve">differently · recognizes · transactions</w:t>
+              <w:t xml:space="preserve">3,958,800 · 989,700 · 889,700 · 839,700</w:t>
             </w:r>
           </w:p>
         </w:tc>
@@ -335,7 +335,7 @@
                 <w:sz w:val="17"/>
                 <w:szCs w:val="17"/>
               </w:rPr>
-              <w:t xml:space="preserve">B</w:t>
+              <w:t xml:space="preserve">T</w:t>
             </w:r>
           </w:p>
         </w:tc>
@@ -368,7 +368,7 @@
                 <w:sz w:val="17"/>
                 <w:szCs w:val="17"/>
               </w:rPr>
-              <w:t xml:space="preserve">A</w:t>
+              <w:t xml:space="preserve">C</w:t>
             </w:r>
           </w:p>
         </w:tc>
@@ -438,7 +438,7 @@
                 <w:sz w:val="17"/>
                 <w:szCs w:val="17"/>
               </w:rPr>
-              <w:t xml:space="preserve">A</w:t>
+              <w:t xml:space="preserve">B</w:t>
             </w:r>
           </w:p>
         </w:tc>
@@ -472,7 +472,7 @@
                 <w:sz w:val="17"/>
                 <w:szCs w:val="17"/>
               </w:rPr>
-              <w:t xml:space="preserve">A</w:t>
+              <w:t xml:space="preserve">B</w:t>
             </w:r>
           </w:p>
         </w:tc>
@@ -540,7 +540,7 @@
                 <w:sz w:val="17"/>
                 <w:szCs w:val="17"/>
               </w:rPr>
-              <w:t xml:space="preserve">T</w:t>
+              <w:t xml:space="preserve">D</w:t>
             </w:r>
           </w:p>
         </w:tc>
@@ -573,7 +573,7 @@
                 <w:sz w:val="17"/>
                 <w:szCs w:val="17"/>
               </w:rPr>
-              <w:t xml:space="preserve">Compare with the model earlier in this handout.</w:t>
+              <w:t xml:space="preserve">A</w:t>
             </w:r>
           </w:p>
         </w:tc>
@@ -643,7 +643,7 @@
                 <w:sz w:val="17"/>
                 <w:szCs w:val="17"/>
               </w:rPr>
-              <w:t xml:space="preserve">B</w:t>
+              <w:t xml:space="preserve">A</w:t>
             </w:r>
           </w:p>
         </w:tc>
@@ -677,7 +677,7 @@
                 <w:sz w:val="17"/>
                 <w:szCs w:val="17"/>
               </w:rPr>
-              <w:t xml:space="preserve">Financial statements follow U.S. GAAP and are prepared for investors. Tax returns follow tax law and are prepared for the government. The two sets of rules have different goals, so taxable income is usually not the same as income before income taxes.</w:t>
+              <w:t xml:space="preserve">Compare with the model earlier in this handout.</w:t>
             </w:r>
           </w:p>
         </w:tc>
@@ -745,30 +745,40 @@
                 <w:sz w:val="17"/>
                 <w:szCs w:val="17"/>
               </w:rPr>
-              <w:t xml:space="preserve">D</w:t>
-            </w:r>
-          </w:p>
-        </w:tc>
-        <w:tc>
-          <w:tcPr>
-            <w:tcW w:type="pct" w:w="1667"/>
-            <w:tcMar>
-              <w:top w:type="dxa" w:w="40"/>
-              <w:left w:type="dxa" w:w="100"/>
-              <w:bottom w:type="dxa" w:w="40"/>
-              <w:right w:type="dxa" w:w="100"/>
-            </w:tcMar>
-          </w:tcPr>
-          <w:p>
-            <w:pPr>
-              <w:spacing w:before="24" w:after="24"/>
-            </w:pPr>
-            <w:r>
-              <w:rPr>
-                <w:sz w:val="16"/>
-                <w:szCs w:val="16"/>
-              </w:rPr>
-              <w:t xml:space="preserve"/>
+              <w:t xml:space="preserve">C</w:t>
+            </w:r>
+          </w:p>
+        </w:tc>
+        <w:tc>
+          <w:tcPr>
+            <w:tcW w:type="pct" w:w="1667"/>
+            <w:tcMar>
+              <w:top w:type="dxa" w:w="40"/>
+              <w:left w:type="dxa" w:w="100"/>
+              <w:bottom w:type="dxa" w:w="40"/>
+              <w:right w:type="dxa" w:w="100"/>
+            </w:tcMar>
+          </w:tcPr>
+          <w:p>
+            <w:pPr>
+              <w:spacing w:before="22" w:after="22"/>
+            </w:pPr>
+            <w:r>
+              <w:rPr>
+                <w:b/>
+                <w:bCs/>
+                <w:color w:val="8186EF"/>
+                <w:sz w:val="16"/>
+                <w:szCs w:val="16"/>
+              </w:rPr>
+              <w:t xml:space="preserve">23  </w:t>
+            </w:r>
+            <w:r>
+              <w:rPr>
+                <w:sz w:val="17"/>
+                <w:szCs w:val="17"/>
+              </w:rPr>
+              <w:t xml:space="preserve">Financial statements follow U.S. GAAP and are prepared for investors. Tax returns follow tax law and are prepared for the government. The two sets of rules have different goals, so taxable income is usually not the same as income before income taxes.</w:t>
             </w:r>
           </w:p>
         </w:tc>
@@ -838,7 +848,7 @@
                 <w:sz w:val="17"/>
                 <w:szCs w:val="17"/>
               </w:rPr>
-              <w:t xml:space="preserve">A</w:t>
+              <w:t xml:space="preserve">D</w:t>
             </w:r>
           </w:p>
         </w:tc>
@@ -904,7 +914,7 @@
           <w:sz w:val="16"/>
           <w:szCs w:val="16"/>
         </w:rPr>
-        <w:t xml:space="preserve">The book writes: “Tax returns follow tax law and are prepared for the government. The two sets of rules have different goals, so taxable income is usually not the same as income before income taxes. If a company simply reported the tax it paid, its tax expense would jump around when the rules timed items differently.”</w:t>
+        <w:t xml:space="preserve">The book writes: “Financial statements follow U.S. GAAP and are prepared for investors. Tax returns follow tax law and are prepared for the government. The two sets of rules have different goals, so taxable income is usually not the same as income before income taxes.”</w:t>
       </w:r>
     </w:p>
     <w:p>
@@ -927,7 +937,7 @@
           <w:sz w:val="16"/>
           <w:szCs w:val="16"/>
         </w:rPr>
-        <w:t xml:space="preserve">The book writes: “The two sets of rules have different goals, so taxable income is usually not the same as income before income taxes.”</w:t>
+        <w:t xml:space="preserve">The book writes: “If a company simply reported the tax it paid, its tax expense would jump around when the rules timed items differently. Interperiod tax allocation solves this. The company recognizes the tax effects of transactions in the same periods as the transactions themselves, using deferred taxes.”</w:t>
       </w:r>
     </w:p>
     <w:p>
@@ -950,7 +960,7 @@
           <w:sz w:val="16"/>
           <w:szCs w:val="16"/>
         </w:rPr>
-        <w:t xml:space="preserve">The book writes: “If a company simply reported the tax it paid, its tax expense would jump around when the rules timed items differently. The company recognizes the tax effects of transactions in the same periods as the transactions themselves, using deferred taxes.”</w:t>
+        <w:t xml:space="preserve">From the book’s own table “Orontes Foods Inc., 2025 (whole USD)”: The book’s own table “Orontes Foods Inc., 2025 (whole USD)” settles these: for Income before income taxes it is 3,958,800 and for Income tax expense (25% combined federal and state rate) it is 989,700 and for Current tax expense (taxes on 2025 taxable income) it is 889,700 and for Income taxes paid in cash (Chapter 5) it is 839,700.</w:t>
       </w:r>
     </w:p>
     <w:p>
@@ -1019,7 +1029,7 @@
           <w:sz w:val="16"/>
           <w:szCs w:val="16"/>
         </w:rPr>
-        <w:t xml:space="preserve">The book’s own table gives 989,700 as the amount of Income tax expense (25% combined federal and state rate).</w:t>
+        <w:t xml:space="preserve">Total expense has a current and a deferred part. B is wrong: Cash paid also depends on the timing of payments. C is wrong: That is current tax only.</w:t>
       </w:r>
     </w:p>
     <w:p>
@@ -1042,7 +1052,7 @@
           <w:sz w:val="16"/>
           <w:szCs w:val="16"/>
         </w:rPr>
-        <w:t xml:space="preserve">The book’s own table gives 889,700 as the amount of Current tax expense (taxes on 2025 taxable income).</w:t>
+        <w:t xml:space="preserve">Permanent differences change taxable income and the expense. B is wrong: This ignores both permanent differences. C is wrong: This subtracts the fine and adds the interest (reversed).</w:t>
       </w:r>
     </w:p>
     <w:p>
@@ -1065,7 +1075,7 @@
           <w:sz w:val="16"/>
           <w:szCs w:val="16"/>
         </w:rPr>
-        <w:t xml:space="preserve">Total expense has a current and a deferred part. B is wrong: Cash paid also depends on the timing of payments. C is wrong: That is current tax only.</w:t>
+        <w:t xml:space="preserve">Step 1 of the uncertain tax position model. B is wrong: Certainty is not required. C is wrong: The U.S. test is 'more likely than not'.</w:t>
       </w:r>
     </w:p>
     <w:p>
@@ -1088,7 +1098,7 @@
           <w:sz w:val="16"/>
           <w:szCs w:val="16"/>
         </w:rPr>
-        <w:t xml:space="preserve">Increase in DTL of $80,000 less increase in DTA of $20,000. B is wrong: This ignores the DTA. C is wrong: This adds the DTA increase.</w:t>
+        <w:t xml:space="preserve">Taxes paid = current tax − increase in taxes payable (Chapter 5). A is wrong: Deferred tax is not paid in the current year. C is wrong: The OCI tax effect is noncash.</w:t>
       </w:r>
     </w:p>
     <w:p>
@@ -1111,7 +1121,7 @@
           <w:sz w:val="16"/>
           <w:szCs w:val="16"/>
         </w:rPr>
-        <w:t xml:space="preserve">The enactment date decides the period. A is wrong: The effective date is not the trigger. C is wrong: The effect is recorded at once, not spread.</w:t>
+        <w:t xml:space="preserve">Every cycle settles one rule and shows where it comes from.</w:t>
       </w:r>
     </w:p>
     <w:p>
@@ -1134,6 +1144,121 @@
           <w:sz w:val="16"/>
           <w:szCs w:val="16"/>
         </w:rPr>
+        <w:t xml:space="preserve">CMA questions use exact terms, and one word can change the answer.</w:t>
+      </w:r>
+    </w:p>
+    <w:p>
+      <w:pPr>
+        <w:spacing w:after="18"/>
+        <w:ind w:left="300" w:hanging="300"/>
+      </w:pPr>
+      <w:r>
+        <w:rPr>
+          <w:b/>
+          <w:bCs/>
+          <w:color w:val="8186EF"/>
+          <w:sz w:val="16"/>
+          <w:szCs w:val="16"/>
+        </w:rPr>
+        <w:t xml:space="preserve">16  </w:t>
+      </w:r>
+      <w:r>
+        <w:rPr>
+          <w:sz w:val="16"/>
+          <w:szCs w:val="16"/>
+        </w:rPr>
+        <w:t xml:space="preserve">They are in one income but never in the other. A is wrong: Permanent differences never reverse. B is wrong: Permanent differences never reverse.</w:t>
+      </w:r>
+    </w:p>
+    <w:p>
+      <w:pPr>
+        <w:spacing w:after="18"/>
+        <w:ind w:left="300" w:hanging="300"/>
+      </w:pPr>
+      <w:r>
+        <w:rPr>
+          <w:b/>
+          <w:bCs/>
+          <w:color w:val="8186EF"/>
+          <w:sz w:val="16"/>
+          <w:szCs w:val="16"/>
+        </w:rPr>
+        <w:t xml:space="preserve">17  </w:t>
+      </w:r>
+      <w:r>
+        <w:rPr>
+          <w:sz w:val="16"/>
+          <w:szCs w:val="16"/>
+        </w:rPr>
+        <w:t xml:space="preserve">Recent cumulative losses are strong negative evidence. B is wrong: Profits support realization. C is wrong: Reversing DTLs are a source of taxable income.</w:t>
+      </w:r>
+    </w:p>
+    <w:p>
+      <w:pPr>
+        <w:spacing w:after="18"/>
+        <w:ind w:left="300" w:hanging="300"/>
+      </w:pPr>
+      <w:r>
+        <w:rPr>
+          <w:b/>
+          <w:bCs/>
+          <w:color w:val="8186EF"/>
+          <w:sz w:val="16"/>
+          <w:szCs w:val="16"/>
+        </w:rPr>
+        <w:t xml:space="preserve">18  </w:t>
+      </w:r>
+      <w:r>
+        <w:rPr>
+          <w:sz w:val="16"/>
+          <w:szCs w:val="16"/>
+        </w:rPr>
+        <w:t xml:space="preserve">Post-2017 federal NOLs have no carryback and an 80% limit. A is wrong: Carrybacks were removed for most companies. C is wrong: The 20-year limit applied to older losses.</w:t>
+      </w:r>
+    </w:p>
+    <w:p>
+      <w:pPr>
+        <w:spacing w:after="18"/>
+        <w:ind w:left="300" w:hanging="300"/>
+      </w:pPr>
+      <w:r>
+        <w:rPr>
+          <w:b/>
+          <w:bCs/>
+          <w:color w:val="8186EF"/>
+          <w:sz w:val="16"/>
+          <w:szCs w:val="16"/>
+        </w:rPr>
+        <w:t xml:space="preserve">19  </w:t>
+      </w:r>
+      <w:r>
+        <w:rPr>
+          <w:sz w:val="16"/>
+          <w:szCs w:val="16"/>
+        </w:rPr>
+        <w:t xml:space="preserve">IAS 12 recognizes only the probable amount. A is wrong: This is the U.S. GAAP presentation. B is wrong: The probable part is recognized.</w:t>
+      </w:r>
+    </w:p>
+    <w:p>
+      <w:pPr>
+        <w:spacing w:after="18"/>
+        <w:ind w:left="300" w:hanging="300"/>
+      </w:pPr>
+      <w:r>
+        <w:rPr>
+          <w:b/>
+          <w:bCs/>
+          <w:color w:val="8186EF"/>
+          <w:sz w:val="16"/>
+          <w:szCs w:val="16"/>
+        </w:rPr>
+        <w:t xml:space="preserve">20  </w:t>
+      </w:r>
+      <w:r>
+        <w:rPr>
+          <w:sz w:val="16"/>
+          <w:szCs w:val="16"/>
+        </w:rPr>
         <w:t xml:space="preserve">Taxes paid = current tax − increase in taxes payable (Chapter 5). A is wrong: Deferred tax is not paid in the current year. C is wrong: The OCI tax effect is noncash.</w:t>
       </w:r>
     </w:p>
@@ -1150,99 +1275,7 @@
           <w:sz w:val="16"/>
           <w:szCs w:val="16"/>
         </w:rPr>
-        <w:t xml:space="preserve">12  </w:t>
-      </w:r>
-      <w:r>
-        <w:rPr>
-          <w:sz w:val="16"/>
-          <w:szCs w:val="16"/>
-        </w:rPr>
-        <w:t xml:space="preserve">Total expense has a current and a deferred part. B is wrong: Cash paid also depends on the timing of payments. C is wrong: That is current tax only.</w:t>
-      </w:r>
-    </w:p>
-    <w:p>
-      <w:pPr>
-        <w:spacing w:after="18"/>
-        <w:ind w:left="300" w:hanging="300"/>
-      </w:pPr>
-      <w:r>
-        <w:rPr>
-          <w:b/>
-          <w:bCs/>
-          <w:color w:val="8186EF"/>
-          <w:sz w:val="16"/>
-          <w:szCs w:val="16"/>
-        </w:rPr>
-        <w:t xml:space="preserve">13  </w:t>
-      </w:r>
-      <w:r>
-        <w:rPr>
-          <w:sz w:val="16"/>
-          <w:szCs w:val="16"/>
-        </w:rPr>
-        <w:t xml:space="preserve">CMA questions use exact terms, and one word can change the answer.</w:t>
-      </w:r>
-    </w:p>
-    <w:p>
-      <w:pPr>
-        <w:spacing w:after="18"/>
-        <w:ind w:left="300" w:hanging="300"/>
-      </w:pPr>
-      <w:r>
-        <w:rPr>
-          <w:b/>
-          <w:bCs/>
-          <w:color w:val="8186EF"/>
-          <w:sz w:val="16"/>
-          <w:szCs w:val="16"/>
-        </w:rPr>
-        <w:t xml:space="preserve">18  </w:t>
-      </w:r>
-      <w:r>
-        <w:rPr>
-          <w:sz w:val="16"/>
-          <w:szCs w:val="16"/>
-        </w:rPr>
-        <w:t xml:space="preserve">Intraperiod allocation keeps tax with the item that caused it. B is wrong: The temporary difference has a tax effect. C is wrong: The loss is not in taxable income now.</w:t>
-      </w:r>
-    </w:p>
-    <w:p>
-      <w:pPr>
-        <w:spacing w:after="18"/>
-        <w:ind w:left="300" w:hanging="300"/>
-      </w:pPr>
-      <w:r>
-        <w:rPr>
-          <w:b/>
-          <w:bCs/>
-          <w:color w:val="8186EF"/>
-          <w:sz w:val="16"/>
-          <w:szCs w:val="16"/>
-        </w:rPr>
-        <w:t xml:space="preserve">19  </w:t>
-      </w:r>
-      <w:r>
-        <w:rPr>
-          <w:sz w:val="16"/>
-          <w:szCs w:val="16"/>
-        </w:rPr>
-        <w:t xml:space="preserve">Permanent differences change taxable income and the expense. B is wrong: This ignores both permanent differences. C is wrong: This subtracts the fine and adds the interest (reversed).</w:t>
-      </w:r>
-    </w:p>
-    <w:p>
-      <w:pPr>
-        <w:spacing w:after="18"/>
-        <w:ind w:left="300" w:hanging="300"/>
-      </w:pPr>
-      <w:r>
-        <w:rPr>
-          <w:b/>
-          <w:bCs/>
-          <w:color w:val="8186EF"/>
-          <w:sz w:val="16"/>
-          <w:szCs w:val="16"/>
-        </w:rPr>
-        <w:t xml:space="preserve">20  </w:t>
+        <w:t xml:space="preserve">21  </w:t>
       </w:r>
       <w:r>
         <w:rPr>
@@ -1385,40 +1418,7 @@
                 <w:sz w:val="16"/>
                 <w:szCs w:val="16"/>
               </w:rPr>
-              <w:t xml:space="preserve">11  </w:t>
-            </w:r>
-            <w:r>
-              <w:rPr>
-                <w:sz w:val="17"/>
-                <w:szCs w:val="17"/>
-              </w:rPr>
-              <w:t xml:space="preserve">taxable temporary difference · deductible temporary difference</w:t>
-            </w:r>
-          </w:p>
-        </w:tc>
-        <w:tc>
-          <w:tcPr>
-            <w:tcW w:type="pct" w:w="1667"/>
-            <w:tcMar>
-              <w:top w:type="dxa" w:w="40"/>
-              <w:left w:type="dxa" w:w="100"/>
-              <w:bottom w:type="dxa" w:w="40"/>
-              <w:right w:type="dxa" w:w="100"/>
-            </w:tcMar>
-          </w:tcPr>
-          <w:p>
-            <w:pPr>
-              <w:spacing w:before="22" w:after="22"/>
-            </w:pPr>
-            <w:r>
-              <w:rPr>
-                <w:b/>
-                <w:bCs/>
-                <w:color w:val="8186EF"/>
-                <w:sz w:val="16"/>
-                <w:szCs w:val="16"/>
-              </w:rPr>
-              <w:t xml:space="preserve">21  </w:t>
+              <w:t xml:space="preserve">10  </w:t>
             </w:r>
             <w:r>
               <w:rPr>
@@ -1426,6 +1426,39 @@
                 <w:szCs w:val="17"/>
               </w:rPr>
               <w:t xml:space="preserve">C</w:t>
+            </w:r>
+          </w:p>
+        </w:tc>
+        <w:tc>
+          <w:tcPr>
+            <w:tcW w:type="pct" w:w="1667"/>
+            <w:tcMar>
+              <w:top w:type="dxa" w:w="40"/>
+              <w:left w:type="dxa" w:w="100"/>
+              <w:bottom w:type="dxa" w:w="40"/>
+              <w:right w:type="dxa" w:w="100"/>
+            </w:tcMar>
+          </w:tcPr>
+          <w:p>
+            <w:pPr>
+              <w:spacing w:before="22" w:after="22"/>
+            </w:pPr>
+            <w:r>
+              <w:rPr>
+                <w:b/>
+                <w:bCs/>
+                <w:color w:val="8186EF"/>
+                <w:sz w:val="16"/>
+                <w:szCs w:val="16"/>
+              </w:rPr>
+              <w:t xml:space="preserve">19  </w:t>
+            </w:r>
+            <w:r>
+              <w:rPr>
+                <w:sz w:val="17"/>
+                <w:szCs w:val="17"/>
+              </w:rPr>
+              <w:t xml:space="preserve">B</w:t>
             </w:r>
           </w:p>
         </w:tc>
@@ -1461,7 +1494,7 @@
                 <w:sz w:val="17"/>
                 <w:szCs w:val="17"/>
               </w:rPr>
-              <w:t xml:space="preserve">taxable temporary difference · deferred tax liability · deductible temporary difference · permanent difference</w:t>
+              <w:t xml:space="preserve">taxable income · effective tax rate</w:t>
             </w:r>
           </w:p>
         </w:tc>
@@ -1488,14 +1521,14 @@
                 <w:sz w:val="16"/>
                 <w:szCs w:val="16"/>
               </w:rPr>
-              <w:t xml:space="preserve">12  </w:t>
-            </w:r>
-            <w:r>
-              <w:rPr>
-                <w:sz w:val="17"/>
-                <w:szCs w:val="17"/>
-              </w:rPr>
-              <w:t xml:space="preserve">A</w:t>
+              <w:t xml:space="preserve">11  </w:t>
+            </w:r>
+            <w:r>
+              <w:rPr>
+                <w:sz w:val="17"/>
+                <w:szCs w:val="17"/>
+              </w:rPr>
+              <w:t xml:space="preserve">B</w:t>
             </w:r>
           </w:p>
         </w:tc>
@@ -1522,14 +1555,14 @@
                 <w:sz w:val="16"/>
                 <w:szCs w:val="16"/>
               </w:rPr>
-              <w:t xml:space="preserve">22  </w:t>
-            </w:r>
-            <w:r>
-              <w:rPr>
-                <w:sz w:val="17"/>
-                <w:szCs w:val="17"/>
-              </w:rPr>
-              <w:t xml:space="preserve">A</w:t>
+              <w:t xml:space="preserve">20  </w:t>
+            </w:r>
+            <w:r>
+              <w:rPr>
+                <w:sz w:val="17"/>
+                <w:szCs w:val="17"/>
+              </w:rPr>
+              <w:t xml:space="preserve">B</w:t>
             </w:r>
           </w:p>
         </w:tc>
@@ -1590,7 +1623,7 @@
                 <w:sz w:val="16"/>
                 <w:szCs w:val="16"/>
               </w:rPr>
-              <w:t xml:space="preserve">13  </w:t>
+              <w:t xml:space="preserve">12  </w:t>
             </w:r>
             <w:r>
               <w:rPr>
@@ -1623,7 +1656,7 @@
                 <w:sz w:val="16"/>
                 <w:szCs w:val="16"/>
               </w:rPr>
-              <w:t xml:space="preserve">23  </w:t>
+              <w:t xml:space="preserve">21  </w:t>
             </w:r>
             <w:r>
               <w:rPr>
@@ -1693,14 +1726,14 @@
                 <w:sz w:val="16"/>
                 <w:szCs w:val="16"/>
               </w:rPr>
-              <w:t xml:space="preserve">14  </w:t>
-            </w:r>
-            <w:r>
-              <w:rPr>
-                <w:sz w:val="17"/>
-                <w:szCs w:val="17"/>
-              </w:rPr>
-              <w:t xml:space="preserve">C</w:t>
+              <w:t xml:space="preserve">13  </w:t>
+            </w:r>
+            <w:r>
+              <w:rPr>
+                <w:sz w:val="17"/>
+                <w:szCs w:val="17"/>
+              </w:rPr>
+              <w:t xml:space="preserve">T</w:t>
             </w:r>
           </w:p>
         </w:tc>
@@ -1727,7 +1760,7 @@
                 <w:sz w:val="16"/>
                 <w:szCs w:val="16"/>
               </w:rPr>
-              <w:t xml:space="preserve">24  </w:t>
+              <w:t xml:space="preserve">22  </w:t>
             </w:r>
             <w:r>
               <w:rPr>
@@ -1795,47 +1828,47 @@
                 <w:sz w:val="16"/>
                 <w:szCs w:val="16"/>
               </w:rPr>
-              <w:t xml:space="preserve">15  </w:t>
-            </w:r>
-            <w:r>
-              <w:rPr>
-                <w:sz w:val="17"/>
-                <w:szCs w:val="17"/>
-              </w:rPr>
-              <w:t xml:space="preserve">D</w:t>
-            </w:r>
-          </w:p>
-        </w:tc>
-        <w:tc>
-          <w:tcPr>
-            <w:tcW w:type="pct" w:w="1667"/>
-            <w:tcMar>
-              <w:top w:type="dxa" w:w="40"/>
-              <w:left w:type="dxa" w:w="100"/>
-              <w:bottom w:type="dxa" w:w="40"/>
-              <w:right w:type="dxa" w:w="100"/>
-            </w:tcMar>
-          </w:tcPr>
-          <w:p>
-            <w:pPr>
-              <w:spacing w:before="22" w:after="22"/>
-            </w:pPr>
-            <w:r>
-              <w:rPr>
-                <w:b/>
-                <w:bCs/>
-                <w:color w:val="8186EF"/>
-                <w:sz w:val="16"/>
-                <w:szCs w:val="16"/>
-              </w:rPr>
-              <w:t xml:space="preserve">25  </w:t>
-            </w:r>
-            <w:r>
-              <w:rPr>
-                <w:sz w:val="17"/>
-                <w:szCs w:val="17"/>
-              </w:rPr>
-              <w:t xml:space="preserve">C</w:t>
+              <w:t xml:space="preserve">14  </w:t>
+            </w:r>
+            <w:r>
+              <w:rPr>
+                <w:sz w:val="17"/>
+                <w:szCs w:val="17"/>
+              </w:rPr>
+              <w:t xml:space="preserve">B</w:t>
+            </w:r>
+          </w:p>
+        </w:tc>
+        <w:tc>
+          <w:tcPr>
+            <w:tcW w:type="pct" w:w="1667"/>
+            <w:tcMar>
+              <w:top w:type="dxa" w:w="40"/>
+              <w:left w:type="dxa" w:w="100"/>
+              <w:bottom w:type="dxa" w:w="40"/>
+              <w:right w:type="dxa" w:w="100"/>
+            </w:tcMar>
+          </w:tcPr>
+          <w:p>
+            <w:pPr>
+              <w:spacing w:before="22" w:after="22"/>
+            </w:pPr>
+            <w:r>
+              <w:rPr>
+                <w:b/>
+                <w:bCs/>
+                <w:color w:val="8186EF"/>
+                <w:sz w:val="16"/>
+                <w:szCs w:val="16"/>
+              </w:rPr>
+              <w:t xml:space="preserve">23  </w:t>
+            </w:r>
+            <w:r>
+              <w:rPr>
+                <w:sz w:val="17"/>
+                <w:szCs w:val="17"/>
+              </w:rPr>
+              <w:t xml:space="preserve">A</w:t>
             </w:r>
           </w:p>
         </w:tc>
@@ -1871,7 +1904,7 @@
                 <w:sz w:val="17"/>
                 <w:szCs w:val="17"/>
               </w:rPr>
-              <w:t xml:space="preserve">C</w:t>
+              <w:t xml:space="preserve">taxable temporary difference · deductible temporary difference</w:t>
             </w:r>
           </w:p>
         </w:tc>
@@ -1898,14 +1931,14 @@
                 <w:sz w:val="16"/>
                 <w:szCs w:val="16"/>
               </w:rPr>
-              <w:t xml:space="preserve">16  </w:t>
-            </w:r>
-            <w:r>
-              <w:rPr>
-                <w:sz w:val="17"/>
-                <w:szCs w:val="17"/>
-              </w:rPr>
-              <w:t xml:space="preserve">B</w:t>
+              <w:t xml:space="preserve">15  </w:t>
+            </w:r>
+            <w:r>
+              <w:rPr>
+                <w:sz w:val="17"/>
+                <w:szCs w:val="17"/>
+              </w:rPr>
+              <w:t xml:space="preserve">D</w:t>
             </w:r>
           </w:p>
         </w:tc>
@@ -1932,14 +1965,14 @@
                 <w:sz w:val="16"/>
                 <w:szCs w:val="16"/>
               </w:rPr>
-              <w:t xml:space="preserve">26  </w:t>
-            </w:r>
-            <w:r>
-              <w:rPr>
-                <w:sz w:val="17"/>
-                <w:szCs w:val="17"/>
-              </w:rPr>
-              <w:t xml:space="preserve">D</w:t>
+              <w:t xml:space="preserve">24  </w:t>
+            </w:r>
+            <w:r>
+              <w:rPr>
+                <w:sz w:val="17"/>
+                <w:szCs w:val="17"/>
+              </w:rPr>
+              <w:t xml:space="preserve">Compare with the model earlier in this handout.</w:t>
             </w:r>
           </w:p>
         </w:tc>
@@ -2000,40 +2033,7 @@
                 <w:sz w:val="16"/>
                 <w:szCs w:val="16"/>
               </w:rPr>
-              <w:t xml:space="preserve">17  </w:t>
-            </w:r>
-            <w:r>
-              <w:rPr>
-                <w:sz w:val="17"/>
-                <w:szCs w:val="17"/>
-              </w:rPr>
-              <w:t xml:space="preserve">A</w:t>
-            </w:r>
-          </w:p>
-        </w:tc>
-        <w:tc>
-          <w:tcPr>
-            <w:tcW w:type="pct" w:w="1667"/>
-            <w:tcMar>
-              <w:top w:type="dxa" w:w="40"/>
-              <w:left w:type="dxa" w:w="100"/>
-              <w:bottom w:type="dxa" w:w="40"/>
-              <w:right w:type="dxa" w:w="100"/>
-            </w:tcMar>
-          </w:tcPr>
-          <w:p>
-            <w:pPr>
-              <w:spacing w:before="22" w:after="22"/>
-            </w:pPr>
-            <w:r>
-              <w:rPr>
-                <w:b/>
-                <w:bCs/>
-                <w:color w:val="8186EF"/>
-                <w:sz w:val="16"/>
-                <w:szCs w:val="16"/>
-              </w:rPr>
-              <w:t xml:space="preserve">27  </w:t>
+              <w:t xml:space="preserve">16  </w:t>
             </w:r>
             <w:r>
               <w:rPr>
@@ -2041,6 +2041,39 @@
                 <w:szCs w:val="17"/>
               </w:rPr>
               <w:t xml:space="preserve">C</w:t>
+            </w:r>
+          </w:p>
+        </w:tc>
+        <w:tc>
+          <w:tcPr>
+            <w:tcW w:type="pct" w:w="1667"/>
+            <w:tcMar>
+              <w:top w:type="dxa" w:w="40"/>
+              <w:left w:type="dxa" w:w="100"/>
+              <w:bottom w:type="dxa" w:w="40"/>
+              <w:right w:type="dxa" w:w="100"/>
+            </w:tcMar>
+          </w:tcPr>
+          <w:p>
+            <w:pPr>
+              <w:spacing w:before="22" w:after="22"/>
+            </w:pPr>
+            <w:r>
+              <w:rPr>
+                <w:b/>
+                <w:bCs/>
+                <w:color w:val="8186EF"/>
+                <w:sz w:val="16"/>
+                <w:szCs w:val="16"/>
+              </w:rPr>
+              <w:t xml:space="preserve">25  </w:t>
+            </w:r>
+            <w:r>
+              <w:rPr>
+                <w:sz w:val="17"/>
+                <w:szCs w:val="17"/>
+              </w:rPr>
+              <w:t xml:space="preserve">A temporary difference arises when the tax basis of an asset or liability differs from its carrying amount on the balance sheet. It reverses in later years. A taxable temporary difference will increase future taxable income; a deductible temporary difference will reduce it.</w:t>
             </w:r>
           </w:p>
         </w:tc>
@@ -2103,14 +2136,14 @@
                 <w:sz w:val="16"/>
                 <w:szCs w:val="16"/>
               </w:rPr>
-              <w:t xml:space="preserve">18  </w:t>
-            </w:r>
-            <w:r>
-              <w:rPr>
-                <w:sz w:val="17"/>
-                <w:szCs w:val="17"/>
-              </w:rPr>
-              <w:t xml:space="preserve">T</w:t>
+              <w:t xml:space="preserve">17  </w:t>
+            </w:r>
+            <w:r>
+              <w:rPr>
+                <w:sz w:val="17"/>
+                <w:szCs w:val="17"/>
+              </w:rPr>
+              <w:t xml:space="preserve">A</w:t>
             </w:r>
           </w:p>
         </w:tc>
@@ -2127,24 +2160,14 @@
           </w:tcPr>
           <w:p>
             <w:pPr>
-              <w:spacing w:before="22" w:after="22"/>
-            </w:pPr>
-            <w:r>
-              <w:rPr>
-                <w:b/>
-                <w:bCs/>
-                <w:color w:val="8186EF"/>
-                <w:sz w:val="16"/>
-                <w:szCs w:val="16"/>
-              </w:rPr>
-              <w:t xml:space="preserve">28  </w:t>
-            </w:r>
-            <w:r>
-              <w:rPr>
-                <w:sz w:val="17"/>
-                <w:szCs w:val="17"/>
-              </w:rPr>
-              <w:t xml:space="preserve">A</w:t>
+              <w:spacing w:before="24" w:after="24"/>
+            </w:pPr>
+            <w:r>
+              <w:rPr>
+                <w:sz w:val="16"/>
+                <w:szCs w:val="16"/>
+              </w:rPr>
+              <w:t xml:space="preserve"/>
             </w:r>
           </w:p>
         </w:tc>
@@ -2179,39 +2202,6 @@
                 <w:sz w:val="17"/>
                 <w:szCs w:val="17"/>
               </w:rPr>
-              <w:t xml:space="preserve">T</w:t>
-            </w:r>
-          </w:p>
-        </w:tc>
-        <w:tc>
-          <w:tcPr>
-            <w:tcW w:type="pct" w:w="1667"/>
-            <w:tcMar>
-              <w:top w:type="dxa" w:w="40"/>
-              <w:left w:type="dxa" w:w="100"/>
-              <w:bottom w:type="dxa" w:w="40"/>
-              <w:right w:type="dxa" w:w="100"/>
-            </w:tcMar>
-          </w:tcPr>
-          <w:p>
-            <w:pPr>
-              <w:spacing w:before="22" w:after="22"/>
-            </w:pPr>
-            <w:r>
-              <w:rPr>
-                <w:b/>
-                <w:bCs/>
-                <w:color w:val="8186EF"/>
-                <w:sz w:val="16"/>
-                <w:szCs w:val="16"/>
-              </w:rPr>
-              <w:t xml:space="preserve">19  </w:t>
-            </w:r>
-            <w:r>
-              <w:rPr>
-                <w:sz w:val="17"/>
-                <w:szCs w:val="17"/>
-              </w:rPr>
               <w:t xml:space="preserve">B</w:t>
             </w:r>
           </w:p>
@@ -2238,118 +2228,37 @@
                 <w:sz w:val="16"/>
                 <w:szCs w:val="16"/>
               </w:rPr>
-              <w:t xml:space="preserve">29  </w:t>
-            </w:r>
-            <w:r>
-              <w:rPr>
-                <w:sz w:val="17"/>
-                <w:szCs w:val="17"/>
-              </w:rPr>
-              <w:t xml:space="preserve">Compare with the model earlier in this handout.</w:t>
-            </w:r>
-          </w:p>
-        </w:tc>
-      </w:tr>
-      <w:tr>
-        <w:tc>
-          <w:tcPr>
-            <w:tcW w:type="pct" w:w="1667"/>
-            <w:shd w:fill="FBFAF6" w:val="clear"/>
-            <w:tcMar>
-              <w:top w:type="dxa" w:w="40"/>
-              <w:left w:type="dxa" w:w="100"/>
-              <w:bottom w:type="dxa" w:w="40"/>
-              <w:right w:type="dxa" w:w="100"/>
-            </w:tcMar>
-          </w:tcPr>
-          <w:p>
-            <w:pPr>
-              <w:spacing w:before="22" w:after="22"/>
-            </w:pPr>
-            <w:r>
-              <w:rPr>
-                <w:b/>
-                <w:bCs/>
-                <w:color w:val="8186EF"/>
-                <w:sz w:val="16"/>
-                <w:szCs w:val="16"/>
-              </w:rPr>
-              <w:t xml:space="preserve">10  </w:t>
-            </w:r>
-            <w:r>
-              <w:rPr>
-                <w:sz w:val="17"/>
-                <w:szCs w:val="17"/>
-              </w:rPr>
-              <w:t xml:space="preserve">F</w:t>
-            </w:r>
-          </w:p>
-        </w:tc>
-        <w:tc>
-          <w:tcPr>
-            <w:tcW w:type="pct" w:w="1667"/>
-            <w:shd w:fill="FBFAF6" w:val="clear"/>
-            <w:tcMar>
-              <w:top w:type="dxa" w:w="40"/>
-              <w:left w:type="dxa" w:w="100"/>
-              <w:bottom w:type="dxa" w:w="40"/>
-              <w:right w:type="dxa" w:w="100"/>
-            </w:tcMar>
-          </w:tcPr>
-          <w:p>
-            <w:pPr>
-              <w:spacing w:before="22" w:after="22"/>
-            </w:pPr>
-            <w:r>
-              <w:rPr>
-                <w:b/>
-                <w:bCs/>
-                <w:color w:val="8186EF"/>
-                <w:sz w:val="16"/>
-                <w:szCs w:val="16"/>
-              </w:rPr>
-              <w:t xml:space="preserve">20  </w:t>
-            </w:r>
-            <w:r>
-              <w:rPr>
-                <w:sz w:val="17"/>
-                <w:szCs w:val="17"/>
-              </w:rPr>
-              <w:t xml:space="preserve">D</w:t>
-            </w:r>
-          </w:p>
-        </w:tc>
-        <w:tc>
-          <w:tcPr>
-            <w:tcW w:type="pct" w:w="1667"/>
-            <w:shd w:fill="FBFAF6" w:val="clear"/>
-            <w:tcMar>
-              <w:top w:type="dxa" w:w="40"/>
-              <w:left w:type="dxa" w:w="100"/>
-              <w:bottom w:type="dxa" w:w="40"/>
-              <w:right w:type="dxa" w:w="100"/>
-            </w:tcMar>
-          </w:tcPr>
-          <w:p>
-            <w:pPr>
-              <w:spacing w:before="22" w:after="22"/>
-            </w:pPr>
-            <w:r>
-              <w:rPr>
-                <w:b/>
-                <w:bCs/>
-                <w:color w:val="8186EF"/>
-                <w:sz w:val="16"/>
-                <w:szCs w:val="16"/>
-              </w:rPr>
-              <w:t xml:space="preserve">30  </w:t>
-            </w:r>
-            <w:r>
-              <w:rPr>
-                <w:sz w:val="17"/>
-                <w:szCs w:val="17"/>
-              </w:rPr>
-              <w:t xml:space="preserve">A temporary difference arises when the tax basis of an asset or liability differs from its carrying amount on the balance sheet. It reverses in later years. A taxable temporary difference will increase future taxable income; a deductible temporary difference will reduce it.</w:t>
+              <w:t xml:space="preserve">18  </w:t>
+            </w:r>
+            <w:r>
+              <w:rPr>
+                <w:sz w:val="17"/>
+                <w:szCs w:val="17"/>
+              </w:rPr>
+              <w:t xml:space="preserve">A</w:t>
+            </w:r>
+          </w:p>
+        </w:tc>
+        <w:tc>
+          <w:tcPr>
+            <w:tcW w:type="pct" w:w="1667"/>
+            <w:tcMar>
+              <w:top w:type="dxa" w:w="40"/>
+              <w:left w:type="dxa" w:w="100"/>
+              <w:bottom w:type="dxa" w:w="40"/>
+              <w:right w:type="dxa" w:w="100"/>
+            </w:tcMar>
+          </w:tcPr>
+          <w:p>
+            <w:pPr>
+              <w:spacing w:before="24" w:after="24"/>
+            </w:pPr>
+            <w:r>
+              <w:rPr>
+                <w:sz w:val="16"/>
+                <w:szCs w:val="16"/>
+              </w:rPr>
+              <w:t xml:space="preserve"/>
             </w:r>
           </w:p>
         </w:tc>
@@ -2396,7 +2305,7 @@
                 <w:sz w:val="17"/>
                 <w:szCs w:val="17"/>
               </w:rPr>
-              <w:t xml:space="preserve">11  </w:t>
+              <w:t xml:space="preserve">6  </w:t>
             </w:r>
             <w:r>
               <w:rPr>
@@ -2484,7 +2393,7 @@
           <w:sz w:val="16"/>
           <w:szCs w:val="16"/>
         </w:rPr>
-        <w:t xml:space="preserve">The book writes: “A taxable temporary difference creates a deferred tax liability: tax that will be paid later. A deductible temporary difference creates a deferred tax asset: tax that will be saved later. Decision chart: permanent difference, deferred tax liability or deferred tax asset?.”</w:t>
+        <w:t xml:space="preserve">The book writes: “The item is in book income but never in taxable income, or the reverse. Tax-exempt municipal bond interest and fines are common examples. Permanent differences create no deferred tax; they only change the effective tax rate.”</w:t>
       </w:r>
     </w:p>
     <w:p>
@@ -2530,7 +2439,7 @@
           <w:sz w:val="16"/>
           <w:szCs w:val="16"/>
         </w:rPr>
-        <w:t xml:space="preserve">The book pairs Tax depreciation faster than book (bonus, MACRS) with “Temporary, taxable”.</w:t>
+        <w:t xml:space="preserve">The book pairs Life insurance premiums when the company is the beneficiary with “Permanent”.</w:t>
       </w:r>
     </w:p>
     <w:p>
@@ -2569,29 +2478,6 @@
           <w:sz w:val="16"/>
           <w:szCs w:val="16"/>
         </w:rPr>
-        <w:t xml:space="preserve">6  </w:t>
-      </w:r>
-      <w:r>
-        <w:rPr>
-          <w:sz w:val="16"/>
-          <w:szCs w:val="16"/>
-        </w:rPr>
-        <w:t xml:space="preserve">The book’s own table gives Temporary, taxable as the type of difference of Installment sale: revenue now, taxed when cash is collected.</w:t>
-      </w:r>
-    </w:p>
-    <w:p>
-      <w:pPr>
-        <w:spacing w:after="18"/>
-        <w:ind w:left="300" w:hanging="300"/>
-      </w:pPr>
-      <w:r>
-        <w:rPr>
-          <w:b/>
-          <w:bCs/>
-          <w:color w:val="8186EF"/>
-          <w:sz w:val="16"/>
-          <w:szCs w:val="16"/>
-        </w:rPr>
         <w:t xml:space="preserve">7  </w:t>
       </w:r>
       <w:r>
@@ -2599,7 +2485,7 @@
           <w:sz w:val="16"/>
           <w:szCs w:val="16"/>
         </w:rPr>
-        <w:t xml:space="preserve">The book’s own table gives Temporary, deductible as the type of difference of Warranty or litigation accrual, deductible when paid.</w:t>
+        <w:t xml:space="preserve">The book gives Deferred tax liability as the creates of Tax depreciation faster than book (bonus, MACRS).</w:t>
       </w:r>
     </w:p>
     <w:p>
@@ -2622,7 +2508,7 @@
           <w:sz w:val="16"/>
           <w:szCs w:val="16"/>
         </w:rPr>
-        <w:t xml:space="preserve">The book’s own table gives Temporary, deductible as the type of difference of Rent received in advance, taxed when received.</w:t>
+        <w:t xml:space="preserve">Increase in DTL of $80,000 less increase in DTA of $20,000. B is wrong: This ignores the DTA. C is wrong: This adds the DTA increase.</w:t>
       </w:r>
     </w:p>
     <w:p>
@@ -2645,7 +2531,7 @@
           <w:sz w:val="16"/>
           <w:szCs w:val="16"/>
         </w:rPr>
-        <w:t xml:space="preserve">The book pairs Tax depreciation faster than book (bonus, MACRS) with “Deferred tax liability”.</w:t>
+        <w:t xml:space="preserve">Post-2017 federal NOLs have no carryback and an 80% limit. A is wrong: Carrybacks were removed for most companies. C is wrong: The 20-year limit applied to older losses.</w:t>
       </w:r>
     </w:p>
     <w:p>
@@ -2668,7 +2554,30 @@
           <w:sz w:val="16"/>
           <w:szCs w:val="16"/>
         </w:rPr>
-        <w:t xml:space="preserve">The book pairs Installment sale: revenue now, taxed when cash is collected with “Deferred tax liability”, not with “None”.</w:t>
+        <w:t xml:space="preserve">IAS 12 recognizes only the probable amount. A is wrong: This is the U.S. GAAP presentation. B is wrong: The probable part is recognized.</w:t>
+      </w:r>
+    </w:p>
+    <w:p>
+      <w:pPr>
+        <w:spacing w:after="18"/>
+        <w:ind w:left="300" w:hanging="300"/>
+      </w:pPr>
+      <w:r>
+        <w:rPr>
+          <w:b/>
+          <w:bCs/>
+          <w:color w:val="8186EF"/>
+          <w:sz w:val="16"/>
+          <w:szCs w:val="16"/>
+        </w:rPr>
+        <w:t xml:space="preserve">11  </w:t>
+      </w:r>
+      <w:r>
+        <w:rPr>
+          <w:sz w:val="16"/>
+          <w:szCs w:val="16"/>
+        </w:rPr>
+        <w:t xml:space="preserve">It is treated like an alternative minimum tax. A is wrong: No deferred taxes are recorded for it. C is wrong: Existing deferred taxes are not remeasured.</w:t>
       </w:r>
     </w:p>
     <w:p>
@@ -2691,7 +2600,7 @@
           <w:sz w:val="16"/>
           <w:szCs w:val="16"/>
         </w:rPr>
-        <w:t xml:space="preserve">The book gives Deferred tax liability as the creates of Tax depreciation faster than book (bonus, MACRS).</w:t>
+        <w:t xml:space="preserve">Every cycle settles one rule and shows where it comes from.</w:t>
       </w:r>
     </w:p>
     <w:p>
@@ -2714,99 +2623,7 @@
           <w:sz w:val="16"/>
           <w:szCs w:val="16"/>
         </w:rPr>
-        <w:t xml:space="preserve">Step 1 of the uncertain tax position model. B is wrong: Certainty is not required. C is wrong: The U.S. test is 'more likely than not'.</w:t>
-      </w:r>
-    </w:p>
-    <w:p>
-      <w:pPr>
-        <w:spacing w:after="18"/>
-        <w:ind w:left="300" w:hanging="300"/>
-      </w:pPr>
-      <w:r>
-        <w:rPr>
-          <w:b/>
-          <w:bCs/>
-          <w:color w:val="8186EF"/>
-          <w:sz w:val="16"/>
-          <w:szCs w:val="16"/>
-        </w:rPr>
-        <w:t xml:space="preserve">14  </w:t>
-      </w:r>
-      <w:r>
-        <w:rPr>
-          <w:sz w:val="16"/>
-          <w:szCs w:val="16"/>
-        </w:rPr>
-        <w:t xml:space="preserve">It reverses when the repairs are paid. A is wrong: Fines are never deductible. B is wrong: Municipal interest is never taxable.</w:t>
-      </w:r>
-    </w:p>
-    <w:p>
-      <w:pPr>
-        <w:spacing w:after="18"/>
-        <w:ind w:left="300" w:hanging="300"/>
-      </w:pPr>
-      <w:r>
-        <w:rPr>
-          <w:b/>
-          <w:bCs/>
-          <w:color w:val="8186EF"/>
-          <w:sz w:val="16"/>
-          <w:szCs w:val="16"/>
-        </w:rPr>
-        <w:t xml:space="preserve">15  </w:t>
-      </w:r>
-      <w:r>
-        <w:rPr>
-          <w:sz w:val="16"/>
-          <w:szCs w:val="16"/>
-        </w:rPr>
-        <w:t xml:space="preserve">Tax is paid now on income recognized later, so future tax will be lower. A is wrong: The direction is reversed. B is wrong: The difference reverses next year.</w:t>
-      </w:r>
-    </w:p>
-    <w:p>
-      <w:pPr>
-        <w:spacing w:after="18"/>
-        <w:ind w:left="300" w:hanging="300"/>
-      </w:pPr>
-      <w:r>
-        <w:rPr>
-          <w:b/>
-          <w:bCs/>
-          <w:color w:val="8186EF"/>
-          <w:sz w:val="16"/>
-          <w:szCs w:val="16"/>
-        </w:rPr>
-        <w:t xml:space="preserve">16  </w:t>
-      </w:r>
-      <w:r>
-        <w:rPr>
-          <w:sz w:val="16"/>
-          <w:szCs w:val="16"/>
-        </w:rPr>
-        <w:t xml:space="preserve">Tax will be paid later, as cash is collected. A is wrong: Future taxable income will increase, not fall. C is wrong: The income will be taxed eventually.</w:t>
-      </w:r>
-    </w:p>
-    <w:p>
-      <w:pPr>
-        <w:spacing w:after="18"/>
-        <w:ind w:left="300" w:hanging="300"/>
-      </w:pPr>
-      <w:r>
-        <w:rPr>
-          <w:b/>
-          <w:bCs/>
-          <w:color w:val="8186EF"/>
-          <w:sz w:val="16"/>
-          <w:szCs w:val="16"/>
-        </w:rPr>
-        <w:t xml:space="preserve">17  </w:t>
-      </w:r>
-      <w:r>
-        <w:rPr>
-          <w:sz w:val="16"/>
-          <w:szCs w:val="16"/>
-        </w:rPr>
-        <w:t xml:space="preserve">Step 1 of the uncertain tax position model. B is wrong: Certainty is not required. C is wrong: The U.S. test is 'more likely than not'.</w:t>
+        <w:t xml:space="preserve">CMA questions use exact terms, and one word can change the answer.</w:t>
       </w:r>
     </w:p>
     <w:p>
@@ -2829,7 +2646,99 @@
           <w:sz w:val="16"/>
           <w:szCs w:val="16"/>
         </w:rPr>
-        <w:t xml:space="preserve">CMA questions use exact terms, and one word can change the answer.</w:t>
+        <w:t xml:space="preserve">The book’s own table gives Permanent difference as the category of Municipal bond interest.</w:t>
+      </w:r>
+    </w:p>
+    <w:p>
+      <w:pPr>
+        <w:spacing w:after="18"/>
+        <w:ind w:left="300" w:hanging="300"/>
+      </w:pPr>
+      <w:r>
+        <w:rPr>
+          <w:b/>
+          <w:bCs/>
+          <w:color w:val="8186EF"/>
+          <w:sz w:val="16"/>
+          <w:szCs w:val="16"/>
+        </w:rPr>
+        <w:t xml:space="preserve">19  </w:t>
+      </w:r>
+      <w:r>
+        <w:rPr>
+          <w:sz w:val="16"/>
+          <w:szCs w:val="16"/>
+        </w:rPr>
+        <w:t xml:space="preserve">The book’s own table gives Permanent difference as the category of Late-filing fine.</w:t>
+      </w:r>
+    </w:p>
+    <w:p>
+      <w:pPr>
+        <w:spacing w:after="18"/>
+        <w:ind w:left="300" w:hanging="300"/>
+      </w:pPr>
+      <w:r>
+        <w:rPr>
+          <w:b/>
+          <w:bCs/>
+          <w:color w:val="8186EF"/>
+          <w:sz w:val="16"/>
+          <w:szCs w:val="16"/>
+        </w:rPr>
+        <w:t xml:space="preserve">20  </w:t>
+      </w:r>
+      <w:r>
+        <w:rPr>
+          <w:sz w:val="16"/>
+          <w:szCs w:val="16"/>
+        </w:rPr>
+        <w:t xml:space="preserve">The 5% threshold applies to the statutory-rate tax. A is wrong: The threshold is not based on revenue. C is wrong: The threshold is 5% of the statutory tax.</w:t>
+      </w:r>
+    </w:p>
+    <w:p>
+      <w:pPr>
+        <w:spacing w:after="18"/>
+        <w:ind w:left="300" w:hanging="300"/>
+      </w:pPr>
+      <w:r>
+        <w:rPr>
+          <w:b/>
+          <w:bCs/>
+          <w:color w:val="8186EF"/>
+          <w:sz w:val="16"/>
+          <w:szCs w:val="16"/>
+        </w:rPr>
+        <w:t xml:space="preserve">21  </w:t>
+      </w:r>
+      <w:r>
+        <w:rPr>
+          <w:sz w:val="16"/>
+          <w:szCs w:val="16"/>
+        </w:rPr>
+        <w:t xml:space="preserve">Depreciation creates a DTL; the litigation accrual creates a DTA. B is wrong: Both are permanent differences. C is wrong: Both are deductible differences.</w:t>
+      </w:r>
+    </w:p>
+    <w:p>
+      <w:pPr>
+        <w:spacing w:after="18"/>
+        <w:ind w:left="300" w:hanging="300"/>
+      </w:pPr>
+      <w:r>
+        <w:rPr>
+          <w:b/>
+          <w:bCs/>
+          <w:color w:val="8186EF"/>
+          <w:sz w:val="16"/>
+          <w:szCs w:val="16"/>
+        </w:rPr>
+        <w:t xml:space="preserve">22  </w:t>
+      </w:r>
+      <w:r>
+        <w:rPr>
+          <w:sz w:val="16"/>
+          <w:szCs w:val="16"/>
+        </w:rPr>
+        <w:t xml:space="preserve">The book’s own table gives Permanent as the type of difference of Life insurance premiums when the company is the beneficiary.</w:t>
       </w:r>
     </w:p>
     <w:p>
@@ -2852,53 +2761,7 @@
           <w:sz w:val="16"/>
           <w:szCs w:val="16"/>
         </w:rPr>
-        <w:t xml:space="preserve">The book’s own table gives Permanent difference as the category of Municipal bond interest.</w:t>
-      </w:r>
-    </w:p>
-    <w:p>
-      <w:pPr>
-        <w:spacing w:after="18"/>
-        <w:ind w:left="300" w:hanging="300"/>
-      </w:pPr>
-      <w:r>
-        <w:rPr>
-          <w:b/>
-          <w:bCs/>
-          <w:color w:val="8186EF"/>
-          <w:sz w:val="16"/>
-          <w:szCs w:val="16"/>
-        </w:rPr>
-        <w:t xml:space="preserve">24  </w:t>
-      </w:r>
-      <w:r>
-        <w:rPr>
-          <w:sz w:val="16"/>
-          <w:szCs w:val="16"/>
-        </w:rPr>
-        <w:t xml:space="preserve">The book’s own table gives Permanent difference as the category of Late-filing fine.</w:t>
-      </w:r>
-    </w:p>
-    <w:p>
-      <w:pPr>
-        <w:spacing w:after="18"/>
-        <w:ind w:left="300" w:hanging="300"/>
-      </w:pPr>
-      <w:r>
-        <w:rPr>
-          <w:b/>
-          <w:bCs/>
-          <w:color w:val="8186EF"/>
-          <w:sz w:val="16"/>
-          <w:szCs w:val="16"/>
-        </w:rPr>
-        <w:t xml:space="preserve">25  </w:t>
-      </w:r>
-      <w:r>
-        <w:rPr>
-          <w:sz w:val="16"/>
-          <w:szCs w:val="16"/>
-        </w:rPr>
-        <w:t xml:space="preserve">The book’s own table pairs Tax depreciation above book with “Taxable temporary difference (DTL)”.</w:t>
+        <w:t xml:space="preserve">Every item on a Workshop sheet is settled by something printed on the same sheet.</w:t>
       </w:r>
     </w:p>
     <w:p/>
@@ -3034,7 +2897,40 @@
                 <w:sz w:val="16"/>
                 <w:szCs w:val="16"/>
               </w:rPr>
-              <w:t xml:space="preserve">10  </w:t>
+              <w:t xml:space="preserve">9  </w:t>
+            </w:r>
+            <w:r>
+              <w:rPr>
+                <w:sz w:val="17"/>
+                <w:szCs w:val="17"/>
+              </w:rPr>
+              <w:t xml:space="preserve">B</w:t>
+            </w:r>
+          </w:p>
+        </w:tc>
+        <w:tc>
+          <w:tcPr>
+            <w:tcW w:type="pct" w:w="1667"/>
+            <w:tcMar>
+              <w:top w:type="dxa" w:w="40"/>
+              <w:left w:type="dxa" w:w="100"/>
+              <w:bottom w:type="dxa" w:w="40"/>
+              <w:right w:type="dxa" w:w="100"/>
+            </w:tcMar>
+          </w:tcPr>
+          <w:p>
+            <w:pPr>
+              <w:spacing w:before="22" w:after="22"/>
+            </w:pPr>
+            <w:r>
+              <w:rPr>
+                <w:b/>
+                <w:bCs/>
+                <w:color w:val="8186EF"/>
+                <w:sz w:val="16"/>
+                <w:szCs w:val="16"/>
+              </w:rPr>
+              <w:t xml:space="preserve">17  </w:t>
             </w:r>
             <w:r>
               <w:rPr>
@@ -3042,39 +2938,6 @@
                 <w:szCs w:val="17"/>
               </w:rPr>
               <w:t xml:space="preserve">D</w:t>
-            </w:r>
-          </w:p>
-        </w:tc>
-        <w:tc>
-          <w:tcPr>
-            <w:tcW w:type="pct" w:w="1667"/>
-            <w:tcMar>
-              <w:top w:type="dxa" w:w="40"/>
-              <w:left w:type="dxa" w:w="100"/>
-              <w:bottom w:type="dxa" w:w="40"/>
-              <w:right w:type="dxa" w:w="100"/>
-            </w:tcMar>
-          </w:tcPr>
-          <w:p>
-            <w:pPr>
-              <w:spacing w:before="22" w:after="22"/>
-            </w:pPr>
-            <w:r>
-              <w:rPr>
-                <w:b/>
-                <w:bCs/>
-                <w:color w:val="8186EF"/>
-                <w:sz w:val="16"/>
-                <w:szCs w:val="16"/>
-              </w:rPr>
-              <w:t xml:space="preserve">19  </w:t>
-            </w:r>
-            <w:r>
-              <w:rPr>
-                <w:sz w:val="17"/>
-                <w:szCs w:val="17"/>
-              </w:rPr>
-              <w:t xml:space="preserve">A</w:t>
             </w:r>
           </w:p>
         </w:tc>
@@ -3110,7 +2973,7 @@
                 <w:sz w:val="17"/>
                 <w:szCs w:val="17"/>
               </w:rPr>
-              <w:t xml:space="preserve">Deferred tax expense · deferred tax liability</w:t>
+              <w:t xml:space="preserve">taxable income · enacted tax rate · Deferred tax expense · deferred tax liability</w:t>
             </w:r>
           </w:p>
         </w:tc>
@@ -3137,14 +3000,14 @@
                 <w:sz w:val="16"/>
                 <w:szCs w:val="16"/>
               </w:rPr>
-              <w:t xml:space="preserve">11  </w:t>
-            </w:r>
-            <w:r>
-              <w:rPr>
-                <w:sz w:val="17"/>
-                <w:szCs w:val="17"/>
-              </w:rPr>
-              <w:t xml:space="preserve">B</w:t>
+              <w:t xml:space="preserve">10  </w:t>
+            </w:r>
+            <w:r>
+              <w:rPr>
+                <w:sz w:val="17"/>
+                <w:szCs w:val="17"/>
+              </w:rPr>
+              <w:t xml:space="preserve">A</w:t>
             </w:r>
           </w:p>
         </w:tc>
@@ -3171,14 +3034,14 @@
                 <w:sz w:val="16"/>
                 <w:szCs w:val="16"/>
               </w:rPr>
-              <w:t xml:space="preserve">20  </w:t>
-            </w:r>
-            <w:r>
-              <w:rPr>
-                <w:sz w:val="17"/>
-                <w:szCs w:val="17"/>
-              </w:rPr>
-              <w:t xml:space="preserve">B</w:t>
+              <w:t xml:space="preserve">18  </w:t>
+            </w:r>
+            <w:r>
+              <w:rPr>
+                <w:sz w:val="17"/>
+                <w:szCs w:val="17"/>
+              </w:rPr>
+              <w:t xml:space="preserve">A</w:t>
             </w:r>
           </w:p>
         </w:tc>
@@ -3213,73 +3076,73 @@
                 <w:sz w:val="17"/>
                 <w:szCs w:val="17"/>
               </w:rPr>
-              <w:t xml:space="preserve">taxable income · enacted tax rate · Deferred tax expense · deferred tax liability</w:t>
-            </w:r>
-          </w:p>
-        </w:tc>
-        <w:tc>
-          <w:tcPr>
-            <w:tcW w:type="pct" w:w="1667"/>
-            <w:tcMar>
-              <w:top w:type="dxa" w:w="40"/>
-              <w:left w:type="dxa" w:w="100"/>
-              <w:bottom w:type="dxa" w:w="40"/>
-              <w:right w:type="dxa" w:w="100"/>
-            </w:tcMar>
-          </w:tcPr>
-          <w:p>
-            <w:pPr>
-              <w:spacing w:before="22" w:after="22"/>
-            </w:pPr>
-            <w:r>
-              <w:rPr>
-                <w:b/>
-                <w:bCs/>
-                <w:color w:val="8186EF"/>
-                <w:sz w:val="16"/>
-                <w:szCs w:val="16"/>
-              </w:rPr>
-              <w:t xml:space="preserve">12  </w:t>
-            </w:r>
-            <w:r>
-              <w:rPr>
-                <w:sz w:val="17"/>
-                <w:szCs w:val="17"/>
-              </w:rPr>
-              <w:t xml:space="preserve">C</w:t>
-            </w:r>
-          </w:p>
-        </w:tc>
-        <w:tc>
-          <w:tcPr>
-            <w:tcW w:type="pct" w:w="1667"/>
-            <w:tcMar>
-              <w:top w:type="dxa" w:w="40"/>
-              <w:left w:type="dxa" w:w="100"/>
-              <w:bottom w:type="dxa" w:w="40"/>
-              <w:right w:type="dxa" w:w="100"/>
-            </w:tcMar>
-          </w:tcPr>
-          <w:p>
-            <w:pPr>
-              <w:spacing w:before="22" w:after="22"/>
-            </w:pPr>
-            <w:r>
-              <w:rPr>
-                <w:b/>
-                <w:bCs/>
-                <w:color w:val="8186EF"/>
-                <w:sz w:val="16"/>
-                <w:szCs w:val="16"/>
-              </w:rPr>
-              <w:t xml:space="preserve">21  </w:t>
-            </w:r>
-            <w:r>
-              <w:rPr>
-                <w:sz w:val="17"/>
-                <w:szCs w:val="17"/>
-              </w:rPr>
-              <w:t xml:space="preserve">C</w:t>
+              <w:t xml:space="preserve">deferred tax liability · deferred tax asset</w:t>
+            </w:r>
+          </w:p>
+        </w:tc>
+        <w:tc>
+          <w:tcPr>
+            <w:tcW w:type="pct" w:w="1667"/>
+            <w:tcMar>
+              <w:top w:type="dxa" w:w="40"/>
+              <w:left w:type="dxa" w:w="100"/>
+              <w:bottom w:type="dxa" w:w="40"/>
+              <w:right w:type="dxa" w:w="100"/>
+            </w:tcMar>
+          </w:tcPr>
+          <w:p>
+            <w:pPr>
+              <w:spacing w:before="22" w:after="22"/>
+            </w:pPr>
+            <w:r>
+              <w:rPr>
+                <w:b/>
+                <w:bCs/>
+                <w:color w:val="8186EF"/>
+                <w:sz w:val="16"/>
+                <w:szCs w:val="16"/>
+              </w:rPr>
+              <w:t xml:space="preserve">11  </w:t>
+            </w:r>
+            <w:r>
+              <w:rPr>
+                <w:sz w:val="17"/>
+                <w:szCs w:val="17"/>
+              </w:rPr>
+              <w:t xml:space="preserve">T</w:t>
+            </w:r>
+          </w:p>
+        </w:tc>
+        <w:tc>
+          <w:tcPr>
+            <w:tcW w:type="pct" w:w="1667"/>
+            <w:tcMar>
+              <w:top w:type="dxa" w:w="40"/>
+              <w:left w:type="dxa" w:w="100"/>
+              <w:bottom w:type="dxa" w:w="40"/>
+              <w:right w:type="dxa" w:w="100"/>
+            </w:tcMar>
+          </w:tcPr>
+          <w:p>
+            <w:pPr>
+              <w:spacing w:before="22" w:after="22"/>
+            </w:pPr>
+            <w:r>
+              <w:rPr>
+                <w:b/>
+                <w:bCs/>
+                <w:color w:val="8186EF"/>
+                <w:sz w:val="16"/>
+                <w:szCs w:val="16"/>
+              </w:rPr>
+              <w:t xml:space="preserve">19  </w:t>
+            </w:r>
+            <w:r>
+              <w:rPr>
+                <w:sz w:val="17"/>
+                <w:szCs w:val="17"/>
+              </w:rPr>
+              <w:t xml:space="preserve">B</w:t>
             </w:r>
           </w:p>
         </w:tc>
@@ -3342,7 +3205,7 @@
                 <w:sz w:val="16"/>
                 <w:szCs w:val="16"/>
               </w:rPr>
-              <w:t xml:space="preserve">13  </w:t>
+              <w:t xml:space="preserve">12  </w:t>
             </w:r>
             <w:r>
               <w:rPr>
@@ -3376,14 +3239,14 @@
                 <w:sz w:val="16"/>
                 <w:szCs w:val="16"/>
               </w:rPr>
-              <w:t xml:space="preserve">22  </w:t>
-            </w:r>
-            <w:r>
-              <w:rPr>
-                <w:sz w:val="17"/>
-                <w:szCs w:val="17"/>
-              </w:rPr>
-              <w:t xml:space="preserve">C</w:t>
+              <w:t xml:space="preserve">20  </w:t>
+            </w:r>
+            <w:r>
+              <w:rPr>
+                <w:sz w:val="17"/>
+                <w:szCs w:val="17"/>
+              </w:rPr>
+              <w:t xml:space="preserve">A</w:t>
             </w:r>
           </w:p>
         </w:tc>
@@ -3444,7 +3307,7 @@
                 <w:sz w:val="16"/>
                 <w:szCs w:val="16"/>
               </w:rPr>
-              <w:t xml:space="preserve">14  </w:t>
+              <w:t xml:space="preserve">13  </w:t>
             </w:r>
             <w:r>
               <w:rPr>
@@ -3477,14 +3340,14 @@
                 <w:sz w:val="16"/>
                 <w:szCs w:val="16"/>
               </w:rPr>
-              <w:t xml:space="preserve">23  </w:t>
-            </w:r>
-            <w:r>
-              <w:rPr>
-                <w:sz w:val="17"/>
-                <w:szCs w:val="17"/>
-              </w:rPr>
-              <w:t xml:space="preserve">B</w:t>
+              <w:t xml:space="preserve">21  </w:t>
+            </w:r>
+            <w:r>
+              <w:rPr>
+                <w:sz w:val="17"/>
+                <w:szCs w:val="17"/>
+              </w:rPr>
+              <w:t xml:space="preserve">Compare with the model earlier in this handout.</w:t>
             </w:r>
           </w:p>
         </w:tc>
@@ -3520,7 +3383,7 @@
                 <w:sz w:val="17"/>
                 <w:szCs w:val="17"/>
               </w:rPr>
-              <w:t xml:space="preserve">A</w:t>
+              <w:t xml:space="preserve">C</w:t>
             </w:r>
           </w:p>
         </w:tc>
@@ -3547,14 +3410,14 @@
                 <w:sz w:val="16"/>
                 <w:szCs w:val="16"/>
               </w:rPr>
-              <w:t xml:space="preserve">15  </w:t>
-            </w:r>
-            <w:r>
-              <w:rPr>
-                <w:sz w:val="17"/>
-                <w:szCs w:val="17"/>
-              </w:rPr>
-              <w:t xml:space="preserve">D</w:t>
+              <w:t xml:space="preserve">14  </w:t>
+            </w:r>
+            <w:r>
+              <w:rPr>
+                <w:sz w:val="17"/>
+                <w:szCs w:val="17"/>
+              </w:rPr>
+              <w:t xml:space="preserve">C</w:t>
             </w:r>
           </w:p>
         </w:tc>
@@ -3581,14 +3444,14 @@
                 <w:sz w:val="16"/>
                 <w:szCs w:val="16"/>
               </w:rPr>
-              <w:t xml:space="preserve">24  </w:t>
-            </w:r>
-            <w:r>
-              <w:rPr>
-                <w:sz w:val="17"/>
-                <w:szCs w:val="17"/>
-              </w:rPr>
-              <w:t xml:space="preserve">A</w:t>
+              <w:t xml:space="preserve">22  </w:t>
+            </w:r>
+            <w:r>
+              <w:rPr>
+                <w:sz w:val="17"/>
+                <w:szCs w:val="17"/>
+              </w:rPr>
+              <w:t xml:space="preserve">U.S. GAAP uses the balance sheet approach. Current tax is taxable income times the tax rate. Deferred tax liabilities and assets are the temporary differences times the enacted tax rate that will apply when they reverse. Deferred tax expense is the change in the net deferred tax liability during the year.</w:t>
             </w:r>
           </w:p>
         </w:tc>
@@ -3623,73 +3486,63 @@
                 <w:sz w:val="17"/>
                 <w:szCs w:val="17"/>
               </w:rPr>
-              <w:t xml:space="preserve">B</w:t>
-            </w:r>
-          </w:p>
-        </w:tc>
-        <w:tc>
-          <w:tcPr>
-            <w:tcW w:type="pct" w:w="1667"/>
-            <w:tcMar>
-              <w:top w:type="dxa" w:w="40"/>
-              <w:left w:type="dxa" w:w="100"/>
-              <w:bottom w:type="dxa" w:w="40"/>
-              <w:right w:type="dxa" w:w="100"/>
-            </w:tcMar>
-          </w:tcPr>
-          <w:p>
-            <w:pPr>
-              <w:spacing w:before="22" w:after="22"/>
-            </w:pPr>
-            <w:r>
-              <w:rPr>
-                <w:b/>
-                <w:bCs/>
-                <w:color w:val="8186EF"/>
-                <w:sz w:val="16"/>
-                <w:szCs w:val="16"/>
-              </w:rPr>
-              <w:t xml:space="preserve">16  </w:t>
-            </w:r>
-            <w:r>
-              <w:rPr>
-                <w:sz w:val="17"/>
-                <w:szCs w:val="17"/>
-              </w:rPr>
-              <w:t xml:space="preserve">B</w:t>
-            </w:r>
-          </w:p>
-        </w:tc>
-        <w:tc>
-          <w:tcPr>
-            <w:tcW w:type="pct" w:w="1667"/>
-            <w:tcMar>
-              <w:top w:type="dxa" w:w="40"/>
-              <w:left w:type="dxa" w:w="100"/>
-              <w:bottom w:type="dxa" w:w="40"/>
-              <w:right w:type="dxa" w:w="100"/>
-            </w:tcMar>
-          </w:tcPr>
-          <w:p>
-            <w:pPr>
-              <w:spacing w:before="22" w:after="22"/>
-            </w:pPr>
-            <w:r>
-              <w:rPr>
-                <w:b/>
-                <w:bCs/>
-                <w:color w:val="8186EF"/>
-                <w:sz w:val="16"/>
-                <w:szCs w:val="16"/>
-              </w:rPr>
-              <w:t xml:space="preserve">25  </w:t>
-            </w:r>
-            <w:r>
-              <w:rPr>
-                <w:sz w:val="17"/>
-                <w:szCs w:val="17"/>
-              </w:rPr>
-              <w:t xml:space="preserve">A</w:t>
+              <w:t xml:space="preserve">C</w:t>
+            </w:r>
+          </w:p>
+        </w:tc>
+        <w:tc>
+          <w:tcPr>
+            <w:tcW w:type="pct" w:w="1667"/>
+            <w:tcMar>
+              <w:top w:type="dxa" w:w="40"/>
+              <w:left w:type="dxa" w:w="100"/>
+              <w:bottom w:type="dxa" w:w="40"/>
+              <w:right w:type="dxa" w:w="100"/>
+            </w:tcMar>
+          </w:tcPr>
+          <w:p>
+            <w:pPr>
+              <w:spacing w:before="22" w:after="22"/>
+            </w:pPr>
+            <w:r>
+              <w:rPr>
+                <w:b/>
+                <w:bCs/>
+                <w:color w:val="8186EF"/>
+                <w:sz w:val="16"/>
+                <w:szCs w:val="16"/>
+              </w:rPr>
+              <w:t xml:space="preserve">15  </w:t>
+            </w:r>
+            <w:r>
+              <w:rPr>
+                <w:sz w:val="17"/>
+                <w:szCs w:val="17"/>
+              </w:rPr>
+              <w:t xml:space="preserve">D</w:t>
+            </w:r>
+          </w:p>
+        </w:tc>
+        <w:tc>
+          <w:tcPr>
+            <w:tcW w:type="pct" w:w="1667"/>
+            <w:tcMar>
+              <w:top w:type="dxa" w:w="40"/>
+              <w:left w:type="dxa" w:w="100"/>
+              <w:bottom w:type="dxa" w:w="40"/>
+              <w:right w:type="dxa" w:w="100"/>
+            </w:tcMar>
+          </w:tcPr>
+          <w:p>
+            <w:pPr>
+              <w:spacing w:before="24" w:after="24"/>
+            </w:pPr>
+            <w:r>
+              <w:rPr>
+                <w:sz w:val="16"/>
+                <w:szCs w:val="16"/>
+              </w:rPr>
+              <w:t xml:space="preserve"/>
             </w:r>
           </w:p>
         </w:tc>
@@ -3725,6 +3578,40 @@
                 <w:sz w:val="17"/>
                 <w:szCs w:val="17"/>
               </w:rPr>
+              <w:t xml:space="preserve">B</w:t>
+            </w:r>
+          </w:p>
+        </w:tc>
+        <w:tc>
+          <w:tcPr>
+            <w:tcW w:type="pct" w:w="1667"/>
+            <w:shd w:fill="FBFAF6" w:val="clear"/>
+            <w:tcMar>
+              <w:top w:type="dxa" w:w="40"/>
+              <w:left w:type="dxa" w:w="100"/>
+              <w:bottom w:type="dxa" w:w="40"/>
+              <w:right w:type="dxa" w:w="100"/>
+            </w:tcMar>
+          </w:tcPr>
+          <w:p>
+            <w:pPr>
+              <w:spacing w:before="22" w:after="22"/>
+            </w:pPr>
+            <w:r>
+              <w:rPr>
+                <w:b/>
+                <w:bCs/>
+                <w:color w:val="8186EF"/>
+                <w:sz w:val="16"/>
+                <w:szCs w:val="16"/>
+              </w:rPr>
+              <w:t xml:space="preserve">16  </w:t>
+            </w:r>
+            <w:r>
+              <w:rPr>
+                <w:sz w:val="17"/>
+                <w:szCs w:val="17"/>
+              </w:rPr>
               <w:t xml:space="preserve">D</w:t>
             </w:r>
           </w:p>
@@ -3742,235 +3629,20 @@
           </w:tcPr>
           <w:p>
             <w:pPr>
-              <w:spacing w:before="22" w:after="22"/>
-            </w:pPr>
-            <w:r>
-              <w:rPr>
-                <w:b/>
-                <w:bCs/>
-                <w:color w:val="8186EF"/>
-                <w:sz w:val="16"/>
-                <w:szCs w:val="16"/>
-              </w:rPr>
-              <w:t xml:space="preserve">17  </w:t>
-            </w:r>
-            <w:r>
-              <w:rPr>
-                <w:sz w:val="17"/>
-                <w:szCs w:val="17"/>
-              </w:rPr>
-              <w:t xml:space="preserve">D</w:t>
-            </w:r>
-          </w:p>
-        </w:tc>
-        <w:tc>
-          <w:tcPr>
-            <w:tcW w:type="pct" w:w="1667"/>
-            <w:shd w:fill="FBFAF6" w:val="clear"/>
-            <w:tcMar>
-              <w:top w:type="dxa" w:w="40"/>
-              <w:left w:type="dxa" w:w="100"/>
-              <w:bottom w:type="dxa" w:w="40"/>
-              <w:right w:type="dxa" w:w="100"/>
-            </w:tcMar>
-          </w:tcPr>
-          <w:p>
-            <w:pPr>
-              <w:spacing w:before="22" w:after="22"/>
-            </w:pPr>
-            <w:r>
-              <w:rPr>
-                <w:b/>
-                <w:bCs/>
-                <w:color w:val="8186EF"/>
-                <w:sz w:val="16"/>
-                <w:szCs w:val="16"/>
-              </w:rPr>
-              <w:t xml:space="preserve">26  </w:t>
-            </w:r>
-            <w:r>
-              <w:rPr>
-                <w:sz w:val="17"/>
-                <w:szCs w:val="17"/>
-              </w:rPr>
-              <w:t xml:space="preserve">Compare with the model earlier in this handout.</w:t>
-            </w:r>
-          </w:p>
-        </w:tc>
-      </w:tr>
-      <w:tr>
-        <w:tc>
-          <w:tcPr>
-            <w:tcW w:type="pct" w:w="1667"/>
-            <w:tcMar>
-              <w:top w:type="dxa" w:w="40"/>
-              <w:left w:type="dxa" w:w="100"/>
-              <w:bottom w:type="dxa" w:w="40"/>
-              <w:right w:type="dxa" w:w="100"/>
-            </w:tcMar>
-          </w:tcPr>
-          <w:p>
-            <w:pPr>
-              <w:spacing w:before="22" w:after="22"/>
-            </w:pPr>
-            <w:r>
-              <w:rPr>
-                <w:b/>
-                <w:bCs/>
-                <w:color w:val="8186EF"/>
-                <w:sz w:val="16"/>
-                <w:szCs w:val="16"/>
-              </w:rPr>
-              <w:t xml:space="preserve">9  </w:t>
-            </w:r>
-            <w:r>
-              <w:rPr>
-                <w:sz w:val="17"/>
-                <w:szCs w:val="17"/>
-              </w:rPr>
-              <w:t xml:space="preserve">Deferred tax expense · deferred tax liability</w:t>
-            </w:r>
-          </w:p>
-        </w:tc>
-        <w:tc>
-          <w:tcPr>
-            <w:tcW w:type="pct" w:w="1667"/>
-            <w:tcMar>
-              <w:top w:type="dxa" w:w="40"/>
-              <w:left w:type="dxa" w:w="100"/>
-              <w:bottom w:type="dxa" w:w="40"/>
-              <w:right w:type="dxa" w:w="100"/>
-            </w:tcMar>
-          </w:tcPr>
-          <w:p>
-            <w:pPr>
-              <w:spacing w:before="22" w:after="22"/>
-            </w:pPr>
-            <w:r>
-              <w:rPr>
-                <w:b/>
-                <w:bCs/>
-                <w:color w:val="8186EF"/>
-                <w:sz w:val="16"/>
-                <w:szCs w:val="16"/>
-              </w:rPr>
-              <w:t xml:space="preserve">18  </w:t>
-            </w:r>
-            <w:r>
-              <w:rPr>
-                <w:sz w:val="17"/>
-                <w:szCs w:val="17"/>
-              </w:rPr>
-              <w:t xml:space="preserve">T</w:t>
-            </w:r>
-          </w:p>
-        </w:tc>
-        <w:tc>
-          <w:tcPr>
-            <w:tcW w:type="pct" w:w="1667"/>
-            <w:tcMar>
-              <w:top w:type="dxa" w:w="40"/>
-              <w:left w:type="dxa" w:w="100"/>
-              <w:bottom w:type="dxa" w:w="40"/>
-              <w:right w:type="dxa" w:w="100"/>
-            </w:tcMar>
-          </w:tcPr>
-          <w:p>
-            <w:pPr>
-              <w:spacing w:before="22" w:after="22"/>
-            </w:pPr>
-            <w:r>
-              <w:rPr>
-                <w:b/>
-                <w:bCs/>
-                <w:color w:val="8186EF"/>
-                <w:sz w:val="16"/>
-                <w:szCs w:val="16"/>
-              </w:rPr>
-              <w:t xml:space="preserve">27  </w:t>
-            </w:r>
-            <w:r>
-              <w:rPr>
-                <w:sz w:val="17"/>
-                <w:szCs w:val="17"/>
-              </w:rPr>
-              <w:t xml:space="preserve">U.S. GAAP uses the balance sheet approach. Current tax is taxable income times the tax rate. Deferred tax liabilities and assets are the temporary differences times the enacted tax rate that will apply when they reverse. Deferred tax expense is the change in the net deferred tax liability during the year.</w:t>
+              <w:spacing w:before="24" w:after="24"/>
+            </w:pPr>
+            <w:r>
+              <w:rPr>
+                <w:sz w:val="16"/>
+                <w:szCs w:val="16"/>
+              </w:rPr>
+              <w:t xml:space="preserve"/>
             </w:r>
           </w:p>
         </w:tc>
       </w:tr>
     </w:tbl>
     <w:p/>
-    <w:tbl>
-      <w:tblPr>
-        <w:tblW w:type="pct" w:w="100%"/>
-        <w:tblLayout w:type="fixed"/>
-        <w:tblBorders>
-          <w:top w:val="single" w:color="1F7A6A" w:sz="8"/>
-          <w:left w:val="single" w:color="1F7A6A" w:sz="8"/>
-          <w:bottom w:val="single" w:color="1F7A6A" w:sz="8"/>
-          <w:right w:val="single" w:color="1F7A6A" w:sz="8"/>
-          <w:insideH w:val="single" w:color="1F7A6A" w:sz="8"/>
-          <w:insideV w:val="single" w:color="1F7A6A" w:sz="8"/>
-        </w:tblBorders>
-      </w:tblPr>
-      <w:tblGrid>
-        <w:gridCol w:w="9600"/>
-      </w:tblGrid>
-      <w:tr>
-        <w:tc>
-          <w:tcPr>
-            <w:tcW w:type="pct" w:w="5000"/>
-            <w:shd w:fill="EEF6F4" w:val="clear"/>
-            <w:tcMar>
-              <w:top w:type="dxa" w:w="70"/>
-              <w:left w:type="dxa" w:w="130"/>
-              <w:bottom w:type="dxa" w:w="70"/>
-              <w:right w:type="dxa" w:w="130"/>
-            </w:tcMar>
-          </w:tcPr>
-          <w:p>
-            <w:pPr>
-              <w:spacing w:before="34" w:after="18"/>
-            </w:pPr>
-            <w:r>
-              <w:rPr>
-                <w:b/>
-                <w:bCs/>
-                <w:color w:val="1F7A6A"/>
-                <w:sz w:val="17"/>
-                <w:szCs w:val="17"/>
-              </w:rPr>
-              <w:t xml:space="preserve">9  </w:t>
-            </w:r>
-            <w:r>
-              <w:rPr>
-                <w:b/>
-                <w:bCs/>
-                <w:color w:val="1F7A6A"/>
-                <w:sz w:val="16"/>
-                <w:szCs w:val="16"/>
-              </w:rPr>
-              <w:t xml:space="preserve">what the book says</w:t>
-            </w:r>
-          </w:p>
-          <w:p>
-            <w:pPr>
-              <w:spacing w:after="34"/>
-              <w:ind w:left="300"/>
-            </w:pPr>
-            <w:r>
-              <w:rPr>
-                <w:sz w:val="17"/>
-                <w:szCs w:val="17"/>
-              </w:rPr>
-              <w:t xml:space="preserve">Deferred tax expense is the change in the net deferred tax liability during the year.</w:t>
-            </w:r>
-          </w:p>
-        </w:tc>
-      </w:tr>
-    </w:tbl>
-    <w:p/>
     <w:p>
       <w:pPr>
         <w:spacing w:before="60" w:after="20"/>
@@ -4006,7 +3678,7 @@
           <w:sz w:val="16"/>
           <w:szCs w:val="16"/>
         </w:rPr>
-        <w:t xml:space="preserve">The book writes: “Current tax is taxable income times the tax rate. Deferred tax liabilities and assets are the temporary differences times the enacted tax rate that will apply when they reverse.”</w:t>
+        <w:t xml:space="preserve">The book writes: “U.S. GAAP uses the balance sheet approach. Current tax is taxable income times the tax rate. Deferred tax liabilities and assets are the temporary differences times the enacted tax rate that will apply when they reverse.”</w:t>
       </w:r>
     </w:p>
     <w:p>
@@ -4029,7 +3701,7 @@
           <w:sz w:val="16"/>
           <w:szCs w:val="16"/>
         </w:rPr>
-        <w:t xml:space="preserve">The book writes: “Deferred tax expense is the change in the net deferred tax liability during the year. Deferred taxes follow from the same differences.”</w:t>
+        <w:t xml:space="preserve">The book writes: “Current tax is taxable income times the tax rate. Deferred tax liabilities and assets are the temporary differences times the enacted tax rate that will apply when they reverse. Deferred tax expense is the change in the net deferred tax liability during the year.”</w:t>
       </w:r>
     </w:p>
     <w:p>
@@ -4052,7 +3724,7 @@
           <w:sz w:val="16"/>
           <w:szCs w:val="16"/>
         </w:rPr>
-        <w:t xml:space="preserve">The book writes: “Current tax is taxable income times the tax rate. Deferred tax liabilities and assets are the temporary differences times the enacted tax rate that will apply when they reverse. Deferred tax expense is the change in the net deferred tax liability during the year.”</w:t>
+        <w:t xml:space="preserve">The book writes: “Deferred taxes follow from the same differences. The equipment creates a deferred tax liability of $150,000, and the warranty a deferred tax asset of $9,500.”</w:t>
       </w:r>
     </w:p>
     <w:p>
@@ -4121,7 +3793,7 @@
           <w:sz w:val="16"/>
           <w:szCs w:val="16"/>
         </w:rPr>
-        <w:t xml:space="preserve">The book’s own table gives 150,000 as the amount of Deferred tax liability created: 25% × 600,000.</w:t>
+        <w:t xml:space="preserve">The book’s own table gives 24.875% as the % of pretax income of Total income tax expense.</w:t>
       </w:r>
     </w:p>
     <w:p>
@@ -4144,7 +3816,7 @@
           <w:sz w:val="16"/>
           <w:szCs w:val="16"/>
         </w:rPr>
-        <w:t xml:space="preserve">The book’s own table gives (9,500) as the amount of Deferred tax asset created: 25% × 38,000.</w:t>
+        <w:t xml:space="preserve">Less tax now means more tax later. A is wrong: A DTA arises when tax is paid earlier, not later. B is wrong: The difference reverses over the asset's life.</w:t>
       </w:r>
     </w:p>
     <w:p>
@@ -4167,7 +3839,30 @@
           <w:sz w:val="16"/>
           <w:szCs w:val="16"/>
         </w:rPr>
-        <w:t xml:space="preserve">The book’s own table gives 140,500 as the amount of Deferred tax expense.</w:t>
+        <w:t xml:space="preserve">The enactment date decides the period. A is wrong: The effective date is not the trigger. C is wrong: The effect is recorded at once, not spread.</w:t>
+      </w:r>
+    </w:p>
+    <w:p>
+      <w:pPr>
+        <w:spacing w:after="18"/>
+        <w:ind w:left="300" w:hanging="300"/>
+      </w:pPr>
+      <w:r>
+        <w:rPr>
+          <w:b/>
+          <w:bCs/>
+          <w:color w:val="8186EF"/>
+          <w:sz w:val="16"/>
+          <w:szCs w:val="16"/>
+        </w:rPr>
+        <w:t xml:space="preserve">9  </w:t>
+      </w:r>
+      <w:r>
+        <w:rPr>
+          <w:sz w:val="16"/>
+          <w:szCs w:val="16"/>
+        </w:rPr>
+        <w:t xml:space="preserve">It is never taxable, so it never reverses. A is wrong: Depreciation differences reverse over the asset's life. C is wrong: The warranty becomes deductible when paid.</w:t>
       </w:r>
     </w:p>
     <w:p>
@@ -4190,7 +3885,7 @@
           <w:sz w:val="16"/>
           <w:szCs w:val="16"/>
         </w:rPr>
-        <w:t xml:space="preserve">The book gives 24.875% as the % of pretax income of Total income tax expense.</w:t>
+        <w:t xml:space="preserve">25% of the 400,000 increase in net taxable temporary differences. B is wrong: This is the difference itself, before applying the rate. C is wrong: This is total tax expense.</w:t>
       </w:r>
     </w:p>
     <w:p>
@@ -4213,7 +3908,7 @@
           <w:sz w:val="16"/>
           <w:szCs w:val="16"/>
         </w:rPr>
-        <w:t xml:space="preserve">It is never taxable, so it never reverses. A is wrong: Depreciation differences reverse over the asset's life. C is wrong: The warranty becomes deductible when paid.</w:t>
+        <w:t xml:space="preserve">CMA questions use exact terms, and one word can change the answer.</w:t>
       </w:r>
     </w:p>
     <w:p>
@@ -4236,7 +3931,7 @@
           <w:sz w:val="16"/>
           <w:szCs w:val="16"/>
         </w:rPr>
-        <w:t xml:space="preserve">Less tax now means more tax later. A is wrong: A DTA arises when tax is paid earlier, not later. B is wrong: The difference reverses over the asset's life.</w:t>
+        <w:t xml:space="preserve">The book’s own table gives 2,000,000 as the amount of Income before income taxes (book).</w:t>
       </w:r>
     </w:p>
     <w:p>
@@ -4259,7 +3954,7 @@
           <w:sz w:val="16"/>
           <w:szCs w:val="16"/>
         </w:rPr>
-        <w:t xml:space="preserve">Recent cumulative losses are strong negative evidence. B is wrong: Profits support realization. C is wrong: Reversing DTLs are a source of taxable income.</w:t>
+        <w:t xml:space="preserve">The book’s own table gives (20,000) as the amount of Less: tax-exempt municipal interest (permanent).</w:t>
       </w:r>
     </w:p>
     <w:p>
@@ -4282,7 +3977,7 @@
           <w:sz w:val="16"/>
           <w:szCs w:val="16"/>
         </w:rPr>
-        <w:t xml:space="preserve">Post-2017 federal NOLs have no carryback and an 80% limit. A is wrong: Carrybacks were removed for most companies. C is wrong: The 20-year limit applied to older losses.</w:t>
+        <w:t xml:space="preserve">The book’s own table gives 10,000 as the amount of Add: fine, not deductible (permanent).</w:t>
       </w:r>
     </w:p>
     <w:p>
@@ -4305,7 +4000,7 @@
           <w:sz w:val="16"/>
           <w:szCs w:val="16"/>
         </w:rPr>
-        <w:t xml:space="preserve">Offsetting is allowed only within one jurisdiction. A is wrong: Different jurisdictions cannot be netted. B is wrong: Deferred taxes are noncurrent.</w:t>
+        <w:t xml:space="preserve">U.S. GAAP records the full DTA and a separate allowance. A is wrong: This is the IFRS net approach. B is wrong: An allowance is needed for the part not expected to be realized.</w:t>
       </w:r>
     </w:p>
     <w:p>
@@ -4328,7 +4023,7 @@
           <w:sz w:val="16"/>
           <w:szCs w:val="16"/>
         </w:rPr>
-        <w:t xml:space="preserve">Difference of $800,000 × 21%. A is wrong: This is only the 21% rate applied to the old DTL. C is wrong: The enacted rate at reversal must be used.</w:t>
+        <w:t xml:space="preserve">U.S. GAAP uses enacted rates only. A is wrong: Substantively enacted is an IFRS concept. B is wrong: There is no averaging.</w:t>
       </w:r>
     </w:p>
     <w:p>
@@ -4374,7 +4069,7 @@
           <w:sz w:val="16"/>
           <w:szCs w:val="16"/>
         </w:rPr>
-        <w:t xml:space="preserve">CMA questions use exact terms, and one word can change the answer.</w:t>
+        <w:t xml:space="preserve">25% of the 400,000 increase in net taxable temporary differences. B is wrong: This is the difference itself, before applying the rate. C is wrong: This is total tax expense.</w:t>
       </w:r>
     </w:p>
     <w:p>
@@ -4397,7 +4092,7 @@
           <w:sz w:val="16"/>
           <w:szCs w:val="16"/>
         </w:rPr>
-        <w:t xml:space="preserve">The book’s own table gives 2,000,000 as the amount of Income before income taxes (book).</w:t>
+        <w:t xml:space="preserve">Pretax income adjusted for the permanent and temporary differences. A is wrong: This is the current tax, not taxable income. C is wrong: This ignores the temporary differences.</w:t>
       </w:r>
     </w:p>
     <w:p>
@@ -4420,30 +4115,7 @@
           <w:sz w:val="16"/>
           <w:szCs w:val="16"/>
         </w:rPr>
-        <w:t xml:space="preserve">The book’s own table gives (20,000) as the amount of Less: tax-exempt municipal interest (permanent).</w:t>
-      </w:r>
-    </w:p>
-    <w:p>
-      <w:pPr>
-        <w:spacing w:after="18"/>
-        <w:ind w:left="300" w:hanging="300"/>
-      </w:pPr>
-      <w:r>
-        <w:rPr>
-          <w:b/>
-          <w:bCs/>
-          <w:color w:val="8186EF"/>
-          <w:sz w:val="16"/>
-          <w:szCs w:val="16"/>
-        </w:rPr>
-        <w:t xml:space="preserve">21  </w:t>
-      </w:r>
-      <w:r>
-        <w:rPr>
-          <w:sz w:val="16"/>
-          <w:szCs w:val="16"/>
-        </w:rPr>
-        <w:t xml:space="preserve">The book’s own table gives 10,000 as the amount of Add: fine, not deductible (permanent).</w:t>
+        <w:t xml:space="preserve">Every item on a Workshop sheet is settled by something printed on the same sheet.</w:t>
       </w:r>
     </w:p>
     <w:p/>
@@ -4579,40 +4251,7 @@
                 <w:sz w:val="16"/>
                 <w:szCs w:val="16"/>
               </w:rPr>
-              <w:t xml:space="preserve">9  </w:t>
-            </w:r>
-            <w:r>
-              <w:rPr>
-                <w:sz w:val="17"/>
-                <w:szCs w:val="17"/>
-              </w:rPr>
-              <w:t xml:space="preserve">T</w:t>
-            </w:r>
-          </w:p>
-        </w:tc>
-        <w:tc>
-          <w:tcPr>
-            <w:tcW w:type="pct" w:w="1667"/>
-            <w:tcMar>
-              <w:top w:type="dxa" w:w="40"/>
-              <w:left w:type="dxa" w:w="100"/>
-              <w:bottom w:type="dxa" w:w="40"/>
-              <w:right w:type="dxa" w:w="100"/>
-            </w:tcMar>
-          </w:tcPr>
-          <w:p>
-            <w:pPr>
-              <w:spacing w:before="22" w:after="22"/>
-            </w:pPr>
-            <w:r>
-              <w:rPr>
-                <w:b/>
-                <w:bCs/>
-                <w:color w:val="8186EF"/>
-                <w:sz w:val="16"/>
-                <w:szCs w:val="16"/>
-              </w:rPr>
-              <w:t xml:space="preserve">17  </w:t>
+              <w:t xml:space="preserve">8  </w:t>
             </w:r>
             <w:r>
               <w:rPr>
@@ -4620,6 +4259,39 @@
                 <w:szCs w:val="17"/>
               </w:rPr>
               <w:t xml:space="preserve">A</w:t>
+            </w:r>
+          </w:p>
+        </w:tc>
+        <w:tc>
+          <w:tcPr>
+            <w:tcW w:type="pct" w:w="1667"/>
+            <w:tcMar>
+              <w:top w:type="dxa" w:w="40"/>
+              <w:left w:type="dxa" w:w="100"/>
+              <w:bottom w:type="dxa" w:w="40"/>
+              <w:right w:type="dxa" w:w="100"/>
+            </w:tcMar>
+          </w:tcPr>
+          <w:p>
+            <w:pPr>
+              <w:spacing w:before="22" w:after="22"/>
+            </w:pPr>
+            <w:r>
+              <w:rPr>
+                <w:b/>
+                <w:bCs/>
+                <w:color w:val="8186EF"/>
+                <w:sz w:val="16"/>
+                <w:szCs w:val="16"/>
+              </w:rPr>
+              <w:t xml:space="preserve">15  </w:t>
+            </w:r>
+            <w:r>
+              <w:rPr>
+                <w:sz w:val="17"/>
+                <w:szCs w:val="17"/>
+              </w:rPr>
+              <w:t xml:space="preserve">B</w:t>
             </w:r>
           </w:p>
         </w:tc>
@@ -4655,7 +4327,7 @@
                 <w:sz w:val="17"/>
                 <w:szCs w:val="17"/>
               </w:rPr>
-              <w:t xml:space="preserve">deferred tax asset · valuation allowance · net operating loss carryforward · taxable income</w:t>
+              <w:t xml:space="preserve">net operating loss carryforward · deferred tax asset · taxable income</w:t>
             </w:r>
           </w:p>
         </w:tc>
@@ -4682,14 +4354,14 @@
                 <w:sz w:val="16"/>
                 <w:szCs w:val="16"/>
               </w:rPr>
-              <w:t xml:space="preserve">10  </w:t>
-            </w:r>
-            <w:r>
-              <w:rPr>
-                <w:sz w:val="17"/>
-                <w:szCs w:val="17"/>
-              </w:rPr>
-              <w:t xml:space="preserve">F</w:t>
+              <w:t xml:space="preserve">9  </w:t>
+            </w:r>
+            <w:r>
+              <w:rPr>
+                <w:sz w:val="17"/>
+                <w:szCs w:val="17"/>
+              </w:rPr>
+              <w:t xml:space="preserve">A</w:t>
             </w:r>
           </w:p>
         </w:tc>
@@ -4716,14 +4388,14 @@
                 <w:sz w:val="16"/>
                 <w:szCs w:val="16"/>
               </w:rPr>
-              <w:t xml:space="preserve">18  </w:t>
-            </w:r>
-            <w:r>
-              <w:rPr>
-                <w:sz w:val="17"/>
-                <w:szCs w:val="17"/>
-              </w:rPr>
-              <w:t xml:space="preserve">B</w:t>
+              <w:t xml:space="preserve">16  </w:t>
+            </w:r>
+            <w:r>
+              <w:rPr>
+                <w:sz w:val="17"/>
+                <w:szCs w:val="17"/>
+              </w:rPr>
+              <w:t xml:space="preserve">A</w:t>
             </w:r>
           </w:p>
         </w:tc>
@@ -4758,73 +4430,73 @@
                 <w:sz w:val="17"/>
                 <w:szCs w:val="17"/>
               </w:rPr>
-              <w:t xml:space="preserve">valuation allowance · uncertain tax position</w:t>
-            </w:r>
-          </w:p>
-        </w:tc>
-        <w:tc>
-          <w:tcPr>
-            <w:tcW w:type="pct" w:w="1667"/>
-            <w:tcMar>
-              <w:top w:type="dxa" w:w="40"/>
-              <w:left w:type="dxa" w:w="100"/>
-              <w:bottom w:type="dxa" w:w="40"/>
-              <w:right w:type="dxa" w:w="100"/>
-            </w:tcMar>
-          </w:tcPr>
-          <w:p>
-            <w:pPr>
-              <w:spacing w:before="22" w:after="22"/>
-            </w:pPr>
-            <w:r>
-              <w:rPr>
-                <w:b/>
-                <w:bCs/>
-                <w:color w:val="8186EF"/>
-                <w:sz w:val="16"/>
-                <w:szCs w:val="16"/>
-              </w:rPr>
-              <w:t xml:space="preserve">11  </w:t>
-            </w:r>
-            <w:r>
-              <w:rPr>
-                <w:sz w:val="17"/>
-                <w:szCs w:val="17"/>
-              </w:rPr>
-              <w:t xml:space="preserve">deferred tax asset · taxable income</w:t>
-            </w:r>
-          </w:p>
-        </w:tc>
-        <w:tc>
-          <w:tcPr>
-            <w:tcW w:type="pct" w:w="1667"/>
-            <w:tcMar>
-              <w:top w:type="dxa" w:w="40"/>
-              <w:left w:type="dxa" w:w="100"/>
-              <w:bottom w:type="dxa" w:w="40"/>
-              <w:right w:type="dxa" w:w="100"/>
-            </w:tcMar>
-          </w:tcPr>
-          <w:p>
-            <w:pPr>
-              <w:spacing w:before="22" w:after="22"/>
-            </w:pPr>
-            <w:r>
-              <w:rPr>
-                <w:b/>
-                <w:bCs/>
-                <w:color w:val="8186EF"/>
-                <w:sz w:val="16"/>
-                <w:szCs w:val="16"/>
-              </w:rPr>
-              <w:t xml:space="preserve">19  </w:t>
-            </w:r>
-            <w:r>
-              <w:rPr>
-                <w:sz w:val="17"/>
-                <w:szCs w:val="17"/>
-              </w:rPr>
-              <w:t xml:space="preserve">C</w:t>
+              <w:t xml:space="preserve">uncertain tax position · recognized</w:t>
+            </w:r>
+          </w:p>
+        </w:tc>
+        <w:tc>
+          <w:tcPr>
+            <w:tcW w:type="pct" w:w="1667"/>
+            <w:tcMar>
+              <w:top w:type="dxa" w:w="40"/>
+              <w:left w:type="dxa" w:w="100"/>
+              <w:bottom w:type="dxa" w:w="40"/>
+              <w:right w:type="dxa" w:w="100"/>
+            </w:tcMar>
+          </w:tcPr>
+          <w:p>
+            <w:pPr>
+              <w:spacing w:before="22" w:after="22"/>
+            </w:pPr>
+            <w:r>
+              <w:rPr>
+                <w:b/>
+                <w:bCs/>
+                <w:color w:val="8186EF"/>
+                <w:sz w:val="16"/>
+                <w:szCs w:val="16"/>
+              </w:rPr>
+              <w:t xml:space="preserve">10  </w:t>
+            </w:r>
+            <w:r>
+              <w:rPr>
+                <w:sz w:val="17"/>
+                <w:szCs w:val="17"/>
+              </w:rPr>
+              <w:t xml:space="preserve">T</w:t>
+            </w:r>
+          </w:p>
+        </w:tc>
+        <w:tc>
+          <w:tcPr>
+            <w:tcW w:type="pct" w:w="1667"/>
+            <w:tcMar>
+              <w:top w:type="dxa" w:w="40"/>
+              <w:left w:type="dxa" w:w="100"/>
+              <w:bottom w:type="dxa" w:w="40"/>
+              <w:right w:type="dxa" w:w="100"/>
+            </w:tcMar>
+          </w:tcPr>
+          <w:p>
+            <w:pPr>
+              <w:spacing w:before="22" w:after="22"/>
+            </w:pPr>
+            <w:r>
+              <w:rPr>
+                <w:b/>
+                <w:bCs/>
+                <w:color w:val="8186EF"/>
+                <w:sz w:val="16"/>
+                <w:szCs w:val="16"/>
+              </w:rPr>
+              <w:t xml:space="preserve">17  </w:t>
+            </w:r>
+            <w:r>
+              <w:rPr>
+                <w:sz w:val="17"/>
+                <w:szCs w:val="17"/>
+              </w:rPr>
+              <w:t xml:space="preserve">A</w:t>
             </w:r>
           </w:p>
         </w:tc>
@@ -4887,14 +4559,14 @@
                 <w:sz w:val="16"/>
                 <w:szCs w:val="16"/>
               </w:rPr>
-              <w:t xml:space="preserve">12  </w:t>
-            </w:r>
-            <w:r>
-              <w:rPr>
-                <w:sz w:val="17"/>
-                <w:szCs w:val="17"/>
-              </w:rPr>
-              <w:t xml:space="preserve">C</w:t>
+              <w:t xml:space="preserve">11  </w:t>
+            </w:r>
+            <w:r>
+              <w:rPr>
+                <w:sz w:val="17"/>
+                <w:szCs w:val="17"/>
+              </w:rPr>
+              <w:t xml:space="preserve">T</w:t>
             </w:r>
           </w:p>
         </w:tc>
@@ -4921,14 +4593,14 @@
                 <w:sz w:val="16"/>
                 <w:szCs w:val="16"/>
               </w:rPr>
-              <w:t xml:space="preserve">20  </w:t>
-            </w:r>
-            <w:r>
-              <w:rPr>
-                <w:sz w:val="17"/>
-                <w:szCs w:val="17"/>
-              </w:rPr>
-              <w:t xml:space="preserve">T</w:t>
+              <w:t xml:space="preserve">18  </w:t>
+            </w:r>
+            <w:r>
+              <w:rPr>
+                <w:sz w:val="17"/>
+                <w:szCs w:val="17"/>
+              </w:rPr>
+              <w:t xml:space="preserve">Compare with the model earlier in this handout.</w:t>
             </w:r>
           </w:p>
         </w:tc>
@@ -4989,7 +4661,7 @@
                 <w:sz w:val="16"/>
                 <w:szCs w:val="16"/>
               </w:rPr>
-              <w:t xml:space="preserve">13  </w:t>
+              <w:t xml:space="preserve">12  </w:t>
             </w:r>
             <w:r>
               <w:rPr>
@@ -5022,14 +4694,14 @@
                 <w:sz w:val="16"/>
                 <w:szCs w:val="16"/>
               </w:rPr>
-              <w:t xml:space="preserve">21  </w:t>
-            </w:r>
-            <w:r>
-              <w:rPr>
-                <w:sz w:val="17"/>
-                <w:szCs w:val="17"/>
-              </w:rPr>
-              <w:t xml:space="preserve">A</w:t>
+              <w:t xml:space="preserve">19  </w:t>
+            </w:r>
+            <w:r>
+              <w:rPr>
+                <w:sz w:val="17"/>
+                <w:szCs w:val="17"/>
+              </w:rPr>
+              <w:t xml:space="preserve">When a new tax law changes the rate, the company remeasures its deferred taxes at once. The whole effect goes to income from continuing operations in the period that includes the enactment date, even if the original item was in OCI. For example, a U.S. tax law signed on July 4, 2025 changed several deduction rules; companies recorded the effects in the quart</w:t>
             </w:r>
           </w:p>
         </w:tc>
@@ -5065,7 +4737,7 @@
                 <w:sz w:val="17"/>
                 <w:szCs w:val="17"/>
               </w:rPr>
-              <w:t xml:space="preserve">B</w:t>
+              <w:t xml:space="preserve">deferred tax asset · taxable income</w:t>
             </w:r>
           </w:p>
         </w:tc>
@@ -5092,14 +4764,14 @@
                 <w:sz w:val="16"/>
                 <w:szCs w:val="16"/>
               </w:rPr>
-              <w:t xml:space="preserve">14  </w:t>
-            </w:r>
-            <w:r>
-              <w:rPr>
-                <w:sz w:val="17"/>
-                <w:szCs w:val="17"/>
-              </w:rPr>
-              <w:t xml:space="preserve">A</w:t>
+              <w:t xml:space="preserve">13  </w:t>
+            </w:r>
+            <w:r>
+              <w:rPr>
+                <w:sz w:val="17"/>
+                <w:szCs w:val="17"/>
+              </w:rPr>
+              <w:t xml:space="preserve">D</w:t>
             </w:r>
           </w:p>
         </w:tc>
@@ -5116,24 +4788,14 @@
           </w:tcPr>
           <w:p>
             <w:pPr>
-              <w:spacing w:before="22" w:after="22"/>
-            </w:pPr>
-            <w:r>
-              <w:rPr>
-                <w:b/>
-                <w:bCs/>
-                <w:color w:val="8186EF"/>
-                <w:sz w:val="16"/>
-                <w:szCs w:val="16"/>
-              </w:rPr>
-              <w:t xml:space="preserve">22  </w:t>
-            </w:r>
-            <w:r>
-              <w:rPr>
-                <w:sz w:val="17"/>
-                <w:szCs w:val="17"/>
-              </w:rPr>
-              <w:t xml:space="preserve">Compare with the model earlier in this handout.</w:t>
+              <w:spacing w:before="24" w:after="24"/>
+            </w:pPr>
+            <w:r>
+              <w:rPr>
+                <w:sz w:val="16"/>
+                <w:szCs w:val="16"/>
+              </w:rPr>
+              <w:t xml:space="preserve"/>
             </w:r>
           </w:p>
         </w:tc>
@@ -5168,108 +4830,6 @@
                 <w:sz w:val="17"/>
                 <w:szCs w:val="17"/>
               </w:rPr>
-              <w:t xml:space="preserve">A</w:t>
-            </w:r>
-          </w:p>
-        </w:tc>
-        <w:tc>
-          <w:tcPr>
-            <w:tcW w:type="pct" w:w="1667"/>
-            <w:tcMar>
-              <w:top w:type="dxa" w:w="40"/>
-              <w:left w:type="dxa" w:w="100"/>
-              <w:bottom w:type="dxa" w:w="40"/>
-              <w:right w:type="dxa" w:w="100"/>
-            </w:tcMar>
-          </w:tcPr>
-          <w:p>
-            <w:pPr>
-              <w:spacing w:before="22" w:after="22"/>
-            </w:pPr>
-            <w:r>
-              <w:rPr>
-                <w:b/>
-                <w:bCs/>
-                <w:color w:val="8186EF"/>
-                <w:sz w:val="16"/>
-                <w:szCs w:val="16"/>
-              </w:rPr>
-              <w:t xml:space="preserve">15  </w:t>
-            </w:r>
-            <w:r>
-              <w:rPr>
-                <w:sz w:val="17"/>
-                <w:szCs w:val="17"/>
-              </w:rPr>
-              <w:t xml:space="preserve">B</w:t>
-            </w:r>
-          </w:p>
-        </w:tc>
-        <w:tc>
-          <w:tcPr>
-            <w:tcW w:type="pct" w:w="1667"/>
-            <w:tcMar>
-              <w:top w:type="dxa" w:w="40"/>
-              <w:left w:type="dxa" w:w="100"/>
-              <w:bottom w:type="dxa" w:w="40"/>
-              <w:right w:type="dxa" w:w="100"/>
-            </w:tcMar>
-          </w:tcPr>
-          <w:p>
-            <w:pPr>
-              <w:spacing w:before="22" w:after="22"/>
-            </w:pPr>
-            <w:r>
-              <w:rPr>
-                <w:b/>
-                <w:bCs/>
-                <w:color w:val="8186EF"/>
-                <w:sz w:val="16"/>
-                <w:szCs w:val="16"/>
-              </w:rPr>
-              <w:t xml:space="preserve">23  </w:t>
-            </w:r>
-            <w:r>
-              <w:rPr>
-                <w:sz w:val="17"/>
-                <w:szCs w:val="17"/>
-              </w:rPr>
-              <w:t xml:space="preserve">When a new tax law changes the rate, the company remeasures its deferred taxes at once. The whole effect goes to income from continuing operations in the period that includes the enactment date, even if the original item was in OCI. For example, a U.S. tax law signed on July 4, 2025 changed several deduction rules; companies recorded the effects in the quart</w:t>
-            </w:r>
-          </w:p>
-        </w:tc>
-      </w:tr>
-      <w:tr>
-        <w:tc>
-          <w:tcPr>
-            <w:tcW w:type="pct" w:w="1667"/>
-            <w:shd w:fill="FBFAF6" w:val="clear"/>
-            <w:tcMar>
-              <w:top w:type="dxa" w:w="40"/>
-              <w:left w:type="dxa" w:w="100"/>
-              <w:bottom w:type="dxa" w:w="40"/>
-              <w:right w:type="dxa" w:w="100"/>
-            </w:tcMar>
-          </w:tcPr>
-          <w:p>
-            <w:pPr>
-              <w:spacing w:before="22" w:after="22"/>
-            </w:pPr>
-            <w:r>
-              <w:rPr>
-                <w:b/>
-                <w:bCs/>
-                <w:color w:val="8186EF"/>
-                <w:sz w:val="16"/>
-                <w:szCs w:val="16"/>
-              </w:rPr>
-              <w:t xml:space="preserve">8  </w:t>
-            </w:r>
-            <w:r>
-              <w:rPr>
-                <w:sz w:val="17"/>
-                <w:szCs w:val="17"/>
-              </w:rPr>
               <w:t xml:space="preserve">C</w:t>
             </w:r>
           </w:p>
@@ -5277,41 +4837,39 @@
         <w:tc>
           <w:tcPr>
             <w:tcW w:type="pct" w:w="1667"/>
-            <w:shd w:fill="FBFAF6" w:val="clear"/>
-            <w:tcMar>
-              <w:top w:type="dxa" w:w="40"/>
-              <w:left w:type="dxa" w:w="100"/>
-              <w:bottom w:type="dxa" w:w="40"/>
-              <w:right w:type="dxa" w:w="100"/>
-            </w:tcMar>
-          </w:tcPr>
-          <w:p>
-            <w:pPr>
-              <w:spacing w:before="22" w:after="22"/>
-            </w:pPr>
-            <w:r>
-              <w:rPr>
-                <w:b/>
-                <w:bCs/>
-                <w:color w:val="8186EF"/>
-                <w:sz w:val="16"/>
-                <w:szCs w:val="16"/>
-              </w:rPr>
-              <w:t xml:space="preserve">16  </w:t>
-            </w:r>
-            <w:r>
-              <w:rPr>
-                <w:sz w:val="17"/>
-                <w:szCs w:val="17"/>
-              </w:rPr>
-              <w:t xml:space="preserve">T</w:t>
-            </w:r>
-          </w:p>
-        </w:tc>
-        <w:tc>
-          <w:tcPr>
-            <w:tcW w:type="pct" w:w="1667"/>
-            <w:shd w:fill="FBFAF6" w:val="clear"/>
+            <w:tcMar>
+              <w:top w:type="dxa" w:w="40"/>
+              <w:left w:type="dxa" w:w="100"/>
+              <w:bottom w:type="dxa" w:w="40"/>
+              <w:right w:type="dxa" w:w="100"/>
+            </w:tcMar>
+          </w:tcPr>
+          <w:p>
+            <w:pPr>
+              <w:spacing w:before="22" w:after="22"/>
+            </w:pPr>
+            <w:r>
+              <w:rPr>
+                <w:b/>
+                <w:bCs/>
+                <w:color w:val="8186EF"/>
+                <w:sz w:val="16"/>
+                <w:szCs w:val="16"/>
+              </w:rPr>
+              <w:t xml:space="preserve">14  </w:t>
+            </w:r>
+            <w:r>
+              <w:rPr>
+                <w:sz w:val="17"/>
+                <w:szCs w:val="17"/>
+              </w:rPr>
+              <w:t xml:space="preserve">C</w:t>
+            </w:r>
+          </w:p>
+        </w:tc>
+        <w:tc>
+          <w:tcPr>
+            <w:tcW w:type="pct" w:w="1667"/>
             <w:tcMar>
               <w:top w:type="dxa" w:w="40"/>
               <w:left w:type="dxa" w:w="100"/>
@@ -5375,7 +4933,7 @@
                 <w:sz w:val="17"/>
                 <w:szCs w:val="17"/>
               </w:rPr>
-              <w:t xml:space="preserve">11  </w:t>
+              <w:t xml:space="preserve">6  </w:t>
             </w:r>
             <w:r>
               <w:rPr>
@@ -5463,7 +5021,7 @@
           <w:sz w:val="16"/>
           <w:szCs w:val="16"/>
         </w:rPr>
-        <w:t xml:space="preserve">The book writes: “Decision chart: does a deferred tax asset need a valuation allowance?. A tax loss creates a net operating loss carryforward, which is a deferred tax asset. They can be carried forward without a time limit, but they can reduce only 80% of taxable income in any year.”</w:t>
+        <w:t xml:space="preserve">The book writes: “A tax loss creates a net operating loss carryforward, which is a deferred tax asset. Under current U.S. federal law, most losses cannot be carried back. They can be carried forward without a time limit, but they can reduce only 80% of taxable income in any year.”</w:t>
       </w:r>
     </w:p>
     <w:p>
@@ -5486,7 +5044,7 @@
           <w:sz w:val="16"/>
           <w:szCs w:val="16"/>
         </w:rPr>
-        <w:t xml:space="preserve">The book writes: “Record the full effect of a rate change in continuing operations when the law is enacted. Record the full DTA, then a valuation allowance: do not record only the probable part. An uncertain tax position is recognized only if it is more likely than not to be accepted by the tax authority.”</w:t>
+        <w:t xml:space="preserve">The book writes: “An uncertain tax position is recognized only if it is more likely than not to be accepted by the tax authority. The global minimum tax (Pillar Two) is treated as a current cost in the year it arises, with no deferred taxes.”</w:t>
       </w:r>
     </w:p>
     <w:p>
@@ -5509,7 +5067,7 @@
           <w:sz w:val="16"/>
           <w:szCs w:val="16"/>
         </w:rPr>
-        <w:t xml:space="preserve">The book pairs Tax-exempt municipal bond interest with “Permanent”.</w:t>
+        <w:t xml:space="preserve">The book pairs Equity-method income, taxed only when dividends are received with “________”.</w:t>
       </w:r>
     </w:p>
     <w:p>
@@ -5548,29 +5106,6 @@
           <w:sz w:val="16"/>
           <w:szCs w:val="16"/>
         </w:rPr>
-        <w:t xml:space="preserve">6  </w:t>
-      </w:r>
-      <w:r>
-        <w:rPr>
-          <w:sz w:val="16"/>
-          <w:szCs w:val="16"/>
-        </w:rPr>
-        <w:t xml:space="preserve">The book’s own table gives Temporary, taxable as the type of Tax depreciation faster than book depreciation.</w:t>
-      </w:r>
-    </w:p>
-    <w:p>
-      <w:pPr>
-        <w:spacing w:after="18"/>
-        <w:ind w:left="300" w:hanging="300"/>
-      </w:pPr>
-      <w:r>
-        <w:rPr>
-          <w:b/>
-          <w:bCs/>
-          <w:color w:val="8186EF"/>
-          <w:sz w:val="16"/>
-          <w:szCs w:val="16"/>
-        </w:rPr>
         <w:t xml:space="preserve">7  </w:t>
       </w:r>
       <w:r>
@@ -5578,7 +5113,7 @@
           <w:sz w:val="16"/>
           <w:szCs w:val="16"/>
         </w:rPr>
-        <w:t xml:space="preserve">The book’s own table gives ________ as the type of Warranty expense accrued now, deducted for tax when repairs are paid.</w:t>
+        <w:t xml:space="preserve">The book gives None as the creates of Tax-exempt municipal bond interest.</w:t>
       </w:r>
     </w:p>
     <w:p>
@@ -5601,7 +5136,7 @@
           <w:sz w:val="16"/>
           <w:szCs w:val="16"/>
         </w:rPr>
-        <w:t xml:space="preserve">The book’s own table gives ________ as the type of Fine for breaking an environmental law.</w:t>
+        <w:t xml:space="preserve">Intraperiod allocation keeps tax with the item that caused it. B is wrong: The temporary difference has a tax effect. C is wrong: The loss is not in taxable income now.</w:t>
       </w:r>
     </w:p>
     <w:p>
@@ -5624,7 +5159,7 @@
           <w:sz w:val="16"/>
           <w:szCs w:val="16"/>
         </w:rPr>
-        <w:t xml:space="preserve">The book pairs Tax-exempt municipal bond interest with “None”.</w:t>
+        <w:t xml:space="preserve">Every cycle settles one rule and shows where it comes from.</w:t>
       </w:r>
     </w:p>
     <w:p>
@@ -5647,7 +5182,30 @@
           <w:sz w:val="16"/>
           <w:szCs w:val="16"/>
         </w:rPr>
-        <w:t xml:space="preserve">The book pairs Tax depreciation faster than book depreciation with “DTL”, not with “________”.</w:t>
+        <w:t xml:space="preserve">CMA questions use exact terms, and one word can change the answer.</w:t>
+      </w:r>
+    </w:p>
+    <w:p>
+      <w:pPr>
+        <w:spacing w:after="18"/>
+        <w:ind w:left="300" w:hanging="300"/>
+      </w:pPr>
+      <w:r>
+        <w:rPr>
+          <w:b/>
+          <w:bCs/>
+          <w:color w:val="8186EF"/>
+          <w:sz w:val="16"/>
+          <w:szCs w:val="16"/>
+        </w:rPr>
+        <w:t xml:space="preserve">11  </w:t>
+      </w:r>
+      <w:r>
+        <w:rPr>
+          <w:sz w:val="16"/>
+          <w:szCs w:val="16"/>
+        </w:rPr>
+        <w:t xml:space="preserve">The term tables in each section are the book’s own.</w:t>
       </w:r>
     </w:p>
     <w:p>
@@ -5670,99 +5228,7 @@
           <w:sz w:val="16"/>
           <w:szCs w:val="16"/>
         </w:rPr>
-        <w:t xml:space="preserve">The book gives None as the creates of Tax-exempt municipal bond interest.</w:t>
-      </w:r>
-    </w:p>
-    <w:p>
-      <w:pPr>
-        <w:spacing w:after="18"/>
-        <w:ind w:left="300" w:hanging="300"/>
-      </w:pPr>
-      <w:r>
-        <w:rPr>
-          <w:b/>
-          <w:bCs/>
-          <w:color w:val="8186EF"/>
-          <w:sz w:val="16"/>
-          <w:szCs w:val="16"/>
-        </w:rPr>
-        <w:t xml:space="preserve">13  </w:t>
-      </w:r>
-      <w:r>
-        <w:rPr>
-          <w:sz w:val="16"/>
-          <w:szCs w:val="16"/>
-        </w:rPr>
-        <w:t xml:space="preserve">The 5% threshold applies to the statutory-rate tax. A is wrong: The threshold is not based on revenue. C is wrong: The threshold is 5% of the statutory tax.</w:t>
-      </w:r>
-    </w:p>
-    <w:p>
-      <w:pPr>
-        <w:spacing w:after="18"/>
-        <w:ind w:left="300" w:hanging="300"/>
-      </w:pPr>
-      <w:r>
-        <w:rPr>
-          <w:b/>
-          <w:bCs/>
-          <w:color w:val="8186EF"/>
-          <w:sz w:val="16"/>
-          <w:szCs w:val="16"/>
-        </w:rPr>
-        <w:t xml:space="preserve">14  </w:t>
-      </w:r>
-      <w:r>
-        <w:rPr>
-          <w:sz w:val="16"/>
-          <w:szCs w:val="16"/>
-        </w:rPr>
-        <w:t xml:space="preserve">Depreciation creates a DTL; the litigation accrual creates a DTA. B is wrong: Both are permanent differences. C is wrong: Both are deductible differences.</w:t>
-      </w:r>
-    </w:p>
-    <w:p>
-      <w:pPr>
-        <w:spacing w:after="18"/>
-        <w:ind w:left="300" w:hanging="300"/>
-      </w:pPr>
-      <w:r>
-        <w:rPr>
-          <w:b/>
-          <w:bCs/>
-          <w:color w:val="8186EF"/>
-          <w:sz w:val="16"/>
-          <w:szCs w:val="16"/>
-        </w:rPr>
-        <w:t xml:space="preserve">15  </w:t>
-      </w:r>
-      <w:r>
-        <w:rPr>
-          <w:sz w:val="16"/>
-          <w:szCs w:val="16"/>
-        </w:rPr>
-        <w:t xml:space="preserve">The 5% threshold applies to the statutory-rate tax. A is wrong: The threshold is not based on revenue. C is wrong: The threshold is 5% of the statutory tax.</w:t>
-      </w:r>
-    </w:p>
-    <w:p>
-      <w:pPr>
-        <w:spacing w:after="18"/>
-        <w:ind w:left="300" w:hanging="300"/>
-      </w:pPr>
-      <w:r>
-        <w:rPr>
-          <w:b/>
-          <w:bCs/>
-          <w:color w:val="8186EF"/>
-          <w:sz w:val="16"/>
-          <w:szCs w:val="16"/>
-        </w:rPr>
-        <w:t xml:space="preserve">16  </w:t>
-      </w:r>
-      <w:r>
-        <w:rPr>
-          <w:sz w:val="16"/>
-          <w:szCs w:val="16"/>
-        </w:rPr>
-        <w:t xml:space="preserve">CMA questions use exact terms, and one word can change the answer.</w:t>
+        <w:t xml:space="preserve">The book’s own table gives ________ as the type of Equity-method income, taxed only when dividends are received.</w:t>
       </w:r>
     </w:p>
     <w:p>
@@ -5779,98 +5245,6 @@
           <w:szCs w:val="16"/>
         </w:rPr>
         <w:t xml:space="preserve">17  </w:t>
-      </w:r>
-      <w:r>
-        <w:rPr>
-          <w:sz w:val="16"/>
-          <w:szCs w:val="16"/>
-        </w:rPr>
-        <w:t xml:space="preserve">The book’s own table gives Temporary, deductible: DTA as the answer of Warranty expense accrued now.</w:t>
-      </w:r>
-    </w:p>
-    <w:p>
-      <w:pPr>
-        <w:spacing w:after="18"/>
-        <w:ind w:left="300" w:hanging="300"/>
-      </w:pPr>
-      <w:r>
-        <w:rPr>
-          <w:b/>
-          <w:bCs/>
-          <w:color w:val="8186EF"/>
-          <w:sz w:val="16"/>
-          <w:szCs w:val="16"/>
-        </w:rPr>
-        <w:t xml:space="preserve">18  </w:t>
-      </w:r>
-      <w:r>
-        <w:rPr>
-          <w:sz w:val="16"/>
-          <w:szCs w:val="16"/>
-        </w:rPr>
-        <w:t xml:space="preserve">The book’s own table gives Permanent: no deferred tax as the answer of Fine for breaking the law.</w:t>
-      </w:r>
-    </w:p>
-    <w:p>
-      <w:pPr>
-        <w:spacing w:after="18"/>
-        <w:ind w:left="300" w:hanging="300"/>
-      </w:pPr>
-      <w:r>
-        <w:rPr>
-          <w:b/>
-          <w:bCs/>
-          <w:color w:val="8186EF"/>
-          <w:sz w:val="16"/>
-          <w:szCs w:val="16"/>
-        </w:rPr>
-        <w:t xml:space="preserve">19  </w:t>
-      </w:r>
-      <w:r>
-        <w:rPr>
-          <w:sz w:val="16"/>
-          <w:szCs w:val="16"/>
-        </w:rPr>
-        <w:t xml:space="preserve">The book’s own table gives Temporary, deductible (taxed now, earned later): DTA as the answer of Rent received in advance.</w:t>
-      </w:r>
-    </w:p>
-    <w:p>
-      <w:pPr>
-        <w:spacing w:after="18"/>
-        <w:ind w:left="300" w:hanging="300"/>
-      </w:pPr>
-      <w:r>
-        <w:rPr>
-          <w:b/>
-          <w:bCs/>
-          <w:color w:val="8186EF"/>
-          <w:sz w:val="16"/>
-          <w:szCs w:val="16"/>
-        </w:rPr>
-        <w:t xml:space="preserve">20  </w:t>
-      </w:r>
-      <w:r>
-        <w:rPr>
-          <w:sz w:val="16"/>
-          <w:szCs w:val="16"/>
-        </w:rPr>
-        <w:t xml:space="preserve">The exam marks the term, so the English word is the answer.</w:t>
-      </w:r>
-    </w:p>
-    <w:p>
-      <w:pPr>
-        <w:spacing w:after="18"/>
-        <w:ind w:left="300" w:hanging="300"/>
-      </w:pPr>
-      <w:r>
-        <w:rPr>
-          <w:b/>
-          <w:bCs/>
-          <w:color w:val="8186EF"/>
-          <w:sz w:val="16"/>
-          <w:szCs w:val="16"/>
-        </w:rPr>
-        <w:t xml:space="preserve">21  </w:t>
       </w:r>
       <w:r>
         <w:rPr>
@@ -6020,7 +5394,7 @@
                 <w:sz w:val="17"/>
                 <w:szCs w:val="17"/>
               </w:rPr>
-              <w:t xml:space="preserve">D</w:t>
+              <w:t xml:space="preserve">A</w:t>
             </w:r>
           </w:p>
         </w:tc>
@@ -6089,7 +5463,7 @@
                 <w:sz w:val="17"/>
                 <w:szCs w:val="17"/>
               </w:rPr>
-              <w:t xml:space="preserve">deferred tax asset · valuation allowance</w:t>
+              <w:t xml:space="preserve">valuation allowance · contra-asset · substantively</w:t>
             </w:r>
           </w:p>
         </w:tc>
@@ -6123,7 +5497,7 @@
                 <w:sz w:val="17"/>
                 <w:szCs w:val="17"/>
               </w:rPr>
-              <w:t xml:space="preserve">C</w:t>
+              <w:t xml:space="preserve">T</w:t>
             </w:r>
           </w:p>
         </w:tc>
@@ -6157,7 +5531,7 @@
                 <w:sz w:val="17"/>
                 <w:szCs w:val="17"/>
               </w:rPr>
-              <w:t xml:space="preserve">C</w:t>
+              <w:t xml:space="preserve">A</w:t>
             </w:r>
           </w:p>
         </w:tc>
@@ -6192,7 +5566,7 @@
                 <w:sz w:val="17"/>
                 <w:szCs w:val="17"/>
               </w:rPr>
-              <w:t xml:space="preserve">provision · contra-asset · government</w:t>
+              <w:t xml:space="preserve">400,000 · 12,000 · 6,000</w:t>
             </w:r>
           </w:p>
         </w:tc>
@@ -6225,7 +5599,7 @@
                 <w:sz w:val="17"/>
                 <w:szCs w:val="17"/>
               </w:rPr>
-              <w:t xml:space="preserve">T</w:t>
+              <w:t xml:space="preserve">C</w:t>
             </w:r>
           </w:p>
         </w:tc>
@@ -6258,7 +5632,7 @@
                 <w:sz w:val="17"/>
                 <w:szCs w:val="17"/>
               </w:rPr>
-              <w:t xml:space="preserve">T</w:t>
+              <w:t xml:space="preserve">A</w:t>
             </w:r>
           </w:p>
         </w:tc>
@@ -6328,7 +5702,7 @@
                 <w:sz w:val="17"/>
                 <w:szCs w:val="17"/>
               </w:rPr>
-              <w:t xml:space="preserve">A</w:t>
+              <w:t xml:space="preserve">B</w:t>
             </w:r>
           </w:p>
         </w:tc>
@@ -6362,7 +5736,7 @@
                 <w:sz w:val="17"/>
                 <w:szCs w:val="17"/>
               </w:rPr>
-              <w:t xml:space="preserve">A</w:t>
+              <w:t xml:space="preserve">Compare with the model earlier in this handout.</w:t>
             </w:r>
           </w:p>
         </w:tc>
@@ -6430,7 +5804,7 @@
                 <w:sz w:val="17"/>
                 <w:szCs w:val="17"/>
               </w:rPr>
-              <w:t xml:space="preserve">T</w:t>
+              <w:t xml:space="preserve">D</w:t>
             </w:r>
           </w:p>
         </w:tc>
@@ -6463,7 +5837,7 @@
                 <w:sz w:val="17"/>
                 <w:szCs w:val="17"/>
               </w:rPr>
-              <w:t xml:space="preserve">Compare with the model earlier in this handout.</w:t>
+              <w:t xml:space="preserve">IAS 12 uses the same balance sheet approach, but Figure F13-10 shows important differences. The biggest one for the exam is the deferred tax asset: IFRS recognizes only the amount it is probable to use, while U.S. GAAP records the full asset and a separate valuation allowance.</w:t>
             </w:r>
           </w:p>
         </w:tc>
@@ -6533,7 +5907,7 @@
                 <w:sz w:val="17"/>
                 <w:szCs w:val="17"/>
               </w:rPr>
-              <w:t xml:space="preserve">C</w:t>
+              <w:t xml:space="preserve">E</w:t>
             </w:r>
           </w:p>
         </w:tc>
@@ -6550,24 +5924,14 @@
           </w:tcPr>
           <w:p>
             <w:pPr>
-              <w:spacing w:before="22" w:after="22"/>
-            </w:pPr>
-            <w:r>
-              <w:rPr>
-                <w:b/>
-                <w:bCs/>
-                <w:color w:val="8186EF"/>
-                <w:sz w:val="16"/>
-                <w:szCs w:val="16"/>
-              </w:rPr>
-              <w:t xml:space="preserve">18  </w:t>
-            </w:r>
-            <w:r>
-              <w:rPr>
-                <w:sz w:val="17"/>
-                <w:szCs w:val="17"/>
-              </w:rPr>
-              <w:t xml:space="preserve">IAS 12 uses the same balance sheet approach, but Figure F13-10 shows important differences. The biggest one for the exam is the deferred tax asset: IFRS recognizes only the amount it is probable to use, while U.S. GAAP records the full asset and a separate valuation allowance.</w:t>
+              <w:spacing w:before="24" w:after="24"/>
+            </w:pPr>
+            <w:r>
+              <w:rPr>
+                <w:sz w:val="16"/>
+                <w:szCs w:val="16"/>
+              </w:rPr>
+              <w:t xml:space="preserve"/>
             </w:r>
           </w:p>
         </w:tc>
@@ -6609,7 +5973,7 @@
           <w:sz w:val="16"/>
           <w:szCs w:val="16"/>
         </w:rPr>
-        <w:t xml:space="preserve">The book writes: “The biggest one for the exam is the deferred tax asset: IFRS recognizes only the amount it is probable to use, while U.S. GAAP records the full asset and a separate valuation allowance.”</w:t>
+        <w:t xml:space="preserve">The book writes: “The biggest one for the exam is the deferred tax asset: IFRS recognizes only the amount it is probable to use, while U.S. GAAP records the full asset and a separate valuation allowance. ASU 2023-09 is testable now for public companies.”</w:t>
       </w:r>
     </w:p>
     <w:p>
@@ -6632,7 +5996,7 @@
           <w:sz w:val="16"/>
           <w:szCs w:val="16"/>
         </w:rPr>
-        <w:t xml:space="preserve">The book writes: “The biggest one for the exam is the deferred tax asset: IFRS recognizes only the amount it is probable to use, while U.S. GAAP records the full asset and a separate valuation allowance. They show a rate reconciliation in dollars and percentages with eight standard categories, and they list separately any item of at least 5% of pretax income times the statutory rate.”</w:t>
+        <w:t xml:space="preserve">The book writes: “U.S. companies often call income tax expense the provision for income taxes. It is an expense, not an IAS 37 provision (مخصص) and not a reserve. Arabic مخصص التقييم, the valuation allowance, is a contra-asset, not a liability. Under IFRS it is substantively enacted.”</w:t>
       </w:r>
     </w:p>
     <w:p>
@@ -6655,7 +6019,7 @@
           <w:sz w:val="16"/>
           <w:szCs w:val="16"/>
         </w:rPr>
-        <w:t xml:space="preserve">The book writes: “It is an expense, not an IAS 37 provision (مخصص) and not a reserve. Arabic مخصص التقييم, the valuation allowance, is a contra-asset, not a liability. SC13-9 A tax rate cut has been announced by the government but not yet signed into law.”</w:t>
+        <w:t xml:space="preserve">From the book’s own table “Barada Wholesale, 2027 (whole USD)”: The book’s own table “Barada Wholesale, 2027 (whole USD)” settles these: for Income before income taxes, 2027 it is 400,000 and for Tax-exempt municipal bond interest included in income it is 12,000 and for Fine for a late customs filing (not deductible) it is 6,000.</w:t>
       </w:r>
     </w:p>
     <w:p>
@@ -6724,7 +6088,7 @@
           <w:sz w:val="16"/>
           <w:szCs w:val="16"/>
         </w:rPr>
-        <w:t xml:space="preserve">The book numbers “Temporary and permanent differences” as section 13.2.</w:t>
+        <w:t xml:space="preserve">It reverses when the repairs are paid. A is wrong: Fines are never deductible. B is wrong: Municipal interest is never taxable.</w:t>
       </w:r>
     </w:p>
     <w:p>
@@ -6747,7 +6111,7 @@
           <w:sz w:val="16"/>
           <w:szCs w:val="16"/>
         </w:rPr>
-        <w:t xml:space="preserve">The book numbers “Measuring current and deferred taxes” as section 13.3.</w:t>
+        <w:t xml:space="preserve">Every cycle settles one rule and shows where it comes from.</w:t>
       </w:r>
     </w:p>
     <w:p>
@@ -6770,7 +6134,7 @@
           <w:sz w:val="16"/>
           <w:szCs w:val="16"/>
         </w:rPr>
-        <w:t xml:space="preserve">The book numbers “Rate changes, valuation allowances, losses and presentation” as section 13.4.</w:t>
+        <w:t xml:space="preserve">CMA questions use exact terms, and one word can change the answer.</w:t>
       </w:r>
     </w:p>
     <w:p>
@@ -6793,75 +6157,6 @@
           <w:sz w:val="16"/>
           <w:szCs w:val="16"/>
         </w:rPr>
-        <w:t xml:space="preserve">Compare your sentence with the book’s wording in the key.</w:t>
-      </w:r>
-    </w:p>
-    <w:p>
-      <w:pPr>
-        <w:spacing w:after="18"/>
-        <w:ind w:left="300" w:hanging="300"/>
-      </w:pPr>
-      <w:r>
-        <w:rPr>
-          <w:b/>
-          <w:bCs/>
-          <w:color w:val="8186EF"/>
-          <w:sz w:val="16"/>
-          <w:szCs w:val="16"/>
-        </w:rPr>
-        <w:t xml:space="preserve">10  </w:t>
-      </w:r>
-      <w:r>
-        <w:rPr>
-          <w:sz w:val="16"/>
-          <w:szCs w:val="16"/>
-        </w:rPr>
-        <w:t xml:space="preserve">Every cycle settles one rule and shows where it comes from.</w:t>
-      </w:r>
-    </w:p>
-    <w:p>
-      <w:pPr>
-        <w:spacing w:after="18"/>
-        <w:ind w:left="300" w:hanging="300"/>
-      </w:pPr>
-      <w:r>
-        <w:rPr>
-          <w:b/>
-          <w:bCs/>
-          <w:color w:val="8186EF"/>
-          <w:sz w:val="16"/>
-          <w:szCs w:val="16"/>
-        </w:rPr>
-        <w:t xml:space="preserve">11  </w:t>
-      </w:r>
-      <w:r>
-        <w:rPr>
-          <w:sz w:val="16"/>
-          <w:szCs w:val="16"/>
-        </w:rPr>
-        <w:t xml:space="preserve">CMA questions use exact terms, and one word can change the answer.</w:t>
-      </w:r>
-    </w:p>
-    <w:p>
-      <w:pPr>
-        <w:spacing w:after="18"/>
-        <w:ind w:left="300" w:hanging="300"/>
-      </w:pPr>
-      <w:r>
-        <w:rPr>
-          <w:b/>
-          <w:bCs/>
-          <w:color w:val="8186EF"/>
-          <w:sz w:val="16"/>
-          <w:szCs w:val="16"/>
-        </w:rPr>
-        <w:t xml:space="preserve">12  </w:t>
-      </w:r>
-      <w:r>
-        <w:rPr>
-          <w:sz w:val="16"/>
-          <w:szCs w:val="16"/>
-        </w:rPr>
         <w:t xml:space="preserve">The book’s own table pairs Recognizing deferred tax assets with “Record the full DTA, then a valuation allowance if realization is not more likely than not”.</w:t>
       </w:r>
     </w:p>
@@ -6878,76 +6173,7 @@
           <w:sz w:val="16"/>
           <w:szCs w:val="16"/>
         </w:rPr>
-        <w:t xml:space="preserve">13  </w:t>
-      </w:r>
-      <w:r>
-        <w:rPr>
-          <w:sz w:val="16"/>
-          <w:szCs w:val="16"/>
-        </w:rPr>
-        <w:t xml:space="preserve">The book’s own table pairs Tax rate with “Enacted rates only”.</w:t>
-      </w:r>
-    </w:p>
-    <w:p>
-      <w:pPr>
-        <w:spacing w:after="18"/>
-        <w:ind w:left="300" w:hanging="300"/>
-      </w:pPr>
-      <w:r>
-        <w:rPr>
-          <w:b/>
-          <w:bCs/>
-          <w:color w:val="8186EF"/>
-          <w:sz w:val="16"/>
-          <w:szCs w:val="16"/>
-        </w:rPr>
-        <w:t xml:space="preserve">14  </w:t>
-      </w:r>
-      <w:r>
-        <w:rPr>
-          <w:sz w:val="16"/>
-          <w:szCs w:val="16"/>
-        </w:rPr>
-        <w:t xml:space="preserve">The book’s own table pairs Initial recognition exemption with “None in general”.</w:t>
-      </w:r>
-    </w:p>
-    <w:p>
-      <w:pPr>
-        <w:spacing w:after="18"/>
-        <w:ind w:left="300" w:hanging="300"/>
-      </w:pPr>
-      <w:r>
-        <w:rPr>
-          <w:b/>
-          <w:bCs/>
-          <w:color w:val="8186EF"/>
-          <w:sz w:val="16"/>
-          <w:szCs w:val="16"/>
-        </w:rPr>
         <w:t xml:space="preserve">15  </w:t>
-      </w:r>
-      <w:r>
-        <w:rPr>
-          <w:sz w:val="16"/>
-          <w:szCs w:val="16"/>
-        </w:rPr>
-        <w:t xml:space="preserve">The exam marks the term, so the English word is the answer.</w:t>
-      </w:r>
-    </w:p>
-    <w:p>
-      <w:pPr>
-        <w:spacing w:after="18"/>
-        <w:ind w:left="300" w:hanging="300"/>
-      </w:pPr>
-      <w:r>
-        <w:rPr>
-          <w:b/>
-          <w:bCs/>
-          <w:color w:val="8186EF"/>
-          <w:sz w:val="16"/>
-          <w:szCs w:val="16"/>
-        </w:rPr>
-        <w:t xml:space="preserve">16  </w:t>
       </w:r>
       <w:r>
         <w:rPr>
@@ -7090,47 +6316,47 @@
                 <w:sz w:val="16"/>
                 <w:szCs w:val="16"/>
               </w:rPr>
-              <w:t xml:space="preserve">11  </w:t>
-            </w:r>
-            <w:r>
-              <w:rPr>
-                <w:sz w:val="17"/>
-                <w:szCs w:val="17"/>
-              </w:rPr>
-              <w:t xml:space="preserve">D</w:t>
-            </w:r>
-          </w:p>
-        </w:tc>
-        <w:tc>
-          <w:tcPr>
-            <w:tcW w:type="pct" w:w="1667"/>
-            <w:tcMar>
-              <w:top w:type="dxa" w:w="40"/>
-              <w:left w:type="dxa" w:w="100"/>
-              <w:bottom w:type="dxa" w:w="40"/>
-              <w:right w:type="dxa" w:w="100"/>
-            </w:tcMar>
-          </w:tcPr>
-          <w:p>
-            <w:pPr>
-              <w:spacing w:before="22" w:after="22"/>
-            </w:pPr>
-            <w:r>
-              <w:rPr>
-                <w:b/>
-                <w:bCs/>
-                <w:color w:val="8186EF"/>
-                <w:sz w:val="16"/>
-                <w:szCs w:val="16"/>
-              </w:rPr>
-              <w:t xml:space="preserve">21  </w:t>
-            </w:r>
-            <w:r>
-              <w:rPr>
-                <w:sz w:val="17"/>
-                <w:szCs w:val="17"/>
-              </w:rPr>
-              <w:t xml:space="preserve">A</w:t>
+              <w:t xml:space="preserve">10  </w:t>
+            </w:r>
+            <w:r>
+              <w:rPr>
+                <w:sz w:val="17"/>
+                <w:szCs w:val="17"/>
+              </w:rPr>
+              <w:t xml:space="preserve">E</w:t>
+            </w:r>
+          </w:p>
+        </w:tc>
+        <w:tc>
+          <w:tcPr>
+            <w:tcW w:type="pct" w:w="1667"/>
+            <w:tcMar>
+              <w:top w:type="dxa" w:w="40"/>
+              <w:left w:type="dxa" w:w="100"/>
+              <w:bottom w:type="dxa" w:w="40"/>
+              <w:right w:type="dxa" w:w="100"/>
+            </w:tcMar>
+          </w:tcPr>
+          <w:p>
+            <w:pPr>
+              <w:spacing w:before="22" w:after="22"/>
+            </w:pPr>
+            <w:r>
+              <w:rPr>
+                <w:b/>
+                <w:bCs/>
+                <w:color w:val="8186EF"/>
+                <w:sz w:val="16"/>
+                <w:szCs w:val="16"/>
+              </w:rPr>
+              <w:t xml:space="preserve">19  </w:t>
+            </w:r>
+            <w:r>
+              <w:rPr>
+                <w:sz w:val="17"/>
+                <w:szCs w:val="17"/>
+              </w:rPr>
+              <w:t xml:space="preserve">C</w:t>
             </w:r>
           </w:p>
         </w:tc>
@@ -7166,7 +6392,7 @@
                 <w:sz w:val="17"/>
                 <w:szCs w:val="17"/>
               </w:rPr>
-              <w:t xml:space="preserve">taxable income · enacted tax rate · Deferred tax expense · deferred tax liability</w:t>
+              <w:t xml:space="preserve">deferred tax asset · taxable income · valuation allowance · net operating loss carryforward</w:t>
             </w:r>
           </w:p>
         </w:tc>
@@ -7193,14 +6419,14 @@
                 <w:sz w:val="16"/>
                 <w:szCs w:val="16"/>
               </w:rPr>
-              <w:t xml:space="preserve">12  </w:t>
-            </w:r>
-            <w:r>
-              <w:rPr>
-                <w:sz w:val="17"/>
-                <w:szCs w:val="17"/>
-              </w:rPr>
-              <w:t xml:space="preserve">E</w:t>
+              <w:t xml:space="preserve">11  </w:t>
+            </w:r>
+            <w:r>
+              <w:rPr>
+                <w:sz w:val="17"/>
+                <w:szCs w:val="17"/>
+              </w:rPr>
+              <w:t xml:space="preserve">B</w:t>
             </w:r>
           </w:p>
         </w:tc>
@@ -7227,14 +6453,14 @@
                 <w:sz w:val="16"/>
                 <w:szCs w:val="16"/>
               </w:rPr>
-              <w:t xml:space="preserve">22  </w:t>
-            </w:r>
-            <w:r>
-              <w:rPr>
-                <w:sz w:val="17"/>
-                <w:szCs w:val="17"/>
-              </w:rPr>
-              <w:t xml:space="preserve">C</w:t>
+              <w:t xml:space="preserve">20  </w:t>
+            </w:r>
+            <w:r>
+              <w:rPr>
+                <w:sz w:val="17"/>
+                <w:szCs w:val="17"/>
+              </w:rPr>
+              <w:t xml:space="preserve">F</w:t>
             </w:r>
           </w:p>
         </w:tc>
@@ -7269,33 +6495,33 @@
                 <w:sz w:val="17"/>
                 <w:szCs w:val="17"/>
               </w:rPr>
-              <w:t xml:space="preserve">uncertain tax position · deferred tax asset · valuation allowance</w:t>
-            </w:r>
-          </w:p>
-        </w:tc>
-        <w:tc>
-          <w:tcPr>
-            <w:tcW w:type="pct" w:w="1667"/>
-            <w:tcMar>
-              <w:top w:type="dxa" w:w="40"/>
-              <w:left w:type="dxa" w:w="100"/>
-              <w:bottom w:type="dxa" w:w="40"/>
-              <w:right w:type="dxa" w:w="100"/>
-            </w:tcMar>
-          </w:tcPr>
-          <w:p>
-            <w:pPr>
-              <w:spacing w:before="22" w:after="22"/>
-            </w:pPr>
-            <w:r>
-              <w:rPr>
-                <w:b/>
-                <w:bCs/>
-                <w:color w:val="8186EF"/>
-                <w:sz w:val="16"/>
-                <w:szCs w:val="16"/>
-              </w:rPr>
-              <w:t xml:space="preserve">13  </w:t>
+              <w:t xml:space="preserve">valuation allowance · contra-asset · substantively</w:t>
+            </w:r>
+          </w:p>
+        </w:tc>
+        <w:tc>
+          <w:tcPr>
+            <w:tcW w:type="pct" w:w="1667"/>
+            <w:tcMar>
+              <w:top w:type="dxa" w:w="40"/>
+              <w:left w:type="dxa" w:w="100"/>
+              <w:bottom w:type="dxa" w:w="40"/>
+              <w:right w:type="dxa" w:w="100"/>
+            </w:tcMar>
+          </w:tcPr>
+          <w:p>
+            <w:pPr>
+              <w:spacing w:before="22" w:after="22"/>
+            </w:pPr>
+            <w:r>
+              <w:rPr>
+                <w:b/>
+                <w:bCs/>
+                <w:color w:val="8186EF"/>
+                <w:sz w:val="16"/>
+                <w:szCs w:val="16"/>
+              </w:rPr>
+              <w:t xml:space="preserve">12  </w:t>
             </w:r>
             <w:r>
               <w:rPr>
@@ -7328,14 +6554,14 @@
                 <w:sz w:val="16"/>
                 <w:szCs w:val="16"/>
               </w:rPr>
-              <w:t xml:space="preserve">23  </w:t>
-            </w:r>
-            <w:r>
-              <w:rPr>
-                <w:sz w:val="17"/>
-                <w:szCs w:val="17"/>
-              </w:rPr>
-              <w:t xml:space="preserve">C</w:t>
+              <w:t xml:space="preserve">21  </w:t>
+            </w:r>
+            <w:r>
+              <w:rPr>
+                <w:sz w:val="17"/>
+                <w:szCs w:val="17"/>
+              </w:rPr>
+              <w:t xml:space="preserve">A</w:t>
             </w:r>
           </w:p>
         </w:tc>
@@ -7398,14 +6624,14 @@
                 <w:sz w:val="16"/>
                 <w:szCs w:val="16"/>
               </w:rPr>
-              <w:t xml:space="preserve">14  </w:t>
-            </w:r>
-            <w:r>
-              <w:rPr>
-                <w:sz w:val="17"/>
-                <w:szCs w:val="17"/>
-              </w:rPr>
-              <w:t xml:space="preserve">C</w:t>
+              <w:t xml:space="preserve">13  </w:t>
+            </w:r>
+            <w:r>
+              <w:rPr>
+                <w:sz w:val="17"/>
+                <w:szCs w:val="17"/>
+              </w:rPr>
+              <w:t xml:space="preserve">D</w:t>
             </w:r>
           </w:p>
         </w:tc>
@@ -7432,7 +6658,7 @@
                 <w:sz w:val="16"/>
                 <w:szCs w:val="16"/>
               </w:rPr>
-              <w:t xml:space="preserve">24  </w:t>
+              <w:t xml:space="preserve">22  </w:t>
             </w:r>
             <w:r>
               <w:rPr>
@@ -7500,7 +6726,7 @@
                 <w:sz w:val="16"/>
                 <w:szCs w:val="16"/>
               </w:rPr>
-              <w:t xml:space="preserve">15  </w:t>
+              <w:t xml:space="preserve">14  </w:t>
             </w:r>
             <w:r>
               <w:rPr>
@@ -7533,7 +6759,7 @@
                 <w:sz w:val="16"/>
                 <w:szCs w:val="16"/>
               </w:rPr>
-              <w:t xml:space="preserve">25  </w:t>
+              <w:t xml:space="preserve">23  </w:t>
             </w:r>
             <w:r>
               <w:rPr>
@@ -7603,7 +6829,7 @@
                 <w:sz w:val="16"/>
                 <w:szCs w:val="16"/>
               </w:rPr>
-              <w:t xml:space="preserve">16  </w:t>
+              <w:t xml:space="preserve">15  </w:t>
             </w:r>
             <w:r>
               <w:rPr>
@@ -7637,14 +6863,14 @@
                 <w:sz w:val="16"/>
                 <w:szCs w:val="16"/>
               </w:rPr>
-              <w:t xml:space="preserve">26  </w:t>
-            </w:r>
-            <w:r>
-              <w:rPr>
-                <w:sz w:val="17"/>
-                <w:szCs w:val="17"/>
-              </w:rPr>
-              <w:t xml:space="preserve">C</w:t>
+              <w:t xml:space="preserve">24  </w:t>
+            </w:r>
+            <w:r>
+              <w:rPr>
+                <w:sz w:val="17"/>
+                <w:szCs w:val="17"/>
+              </w:rPr>
+              <w:t xml:space="preserve">A</w:t>
             </w:r>
           </w:p>
         </w:tc>
@@ -7679,39 +6905,6 @@
                 <w:sz w:val="17"/>
                 <w:szCs w:val="17"/>
               </w:rPr>
-              <w:t xml:space="preserve">A</w:t>
-            </w:r>
-          </w:p>
-        </w:tc>
-        <w:tc>
-          <w:tcPr>
-            <w:tcW w:type="pct" w:w="1667"/>
-            <w:tcMar>
-              <w:top w:type="dxa" w:w="40"/>
-              <w:left w:type="dxa" w:w="100"/>
-              <w:bottom w:type="dxa" w:w="40"/>
-              <w:right w:type="dxa" w:w="100"/>
-            </w:tcMar>
-          </w:tcPr>
-          <w:p>
-            <w:pPr>
-              <w:spacing w:before="22" w:after="22"/>
-            </w:pPr>
-            <w:r>
-              <w:rPr>
-                <w:b/>
-                <w:bCs/>
-                <w:color w:val="8186EF"/>
-                <w:sz w:val="16"/>
-                <w:szCs w:val="16"/>
-              </w:rPr>
-              <w:t xml:space="preserve">17  </w:t>
-            </w:r>
-            <w:r>
-              <w:rPr>
-                <w:sz w:val="17"/>
-                <w:szCs w:val="17"/>
-              </w:rPr>
               <w:t xml:space="preserve">B</w:t>
             </w:r>
           </w:p>
@@ -7738,14 +6931,47 @@
                 <w:sz w:val="16"/>
                 <w:szCs w:val="16"/>
               </w:rPr>
-              <w:t xml:space="preserve">27  </w:t>
-            </w:r>
-            <w:r>
-              <w:rPr>
-                <w:sz w:val="17"/>
-                <w:szCs w:val="17"/>
-              </w:rPr>
-              <w:t xml:space="preserve">A</w:t>
+              <w:t xml:space="preserve">16  </w:t>
+            </w:r>
+            <w:r>
+              <w:rPr>
+                <w:sz w:val="17"/>
+                <w:szCs w:val="17"/>
+              </w:rPr>
+              <w:t xml:space="preserve">T</w:t>
+            </w:r>
+          </w:p>
+        </w:tc>
+        <w:tc>
+          <w:tcPr>
+            <w:tcW w:type="pct" w:w="1667"/>
+            <w:tcMar>
+              <w:top w:type="dxa" w:w="40"/>
+              <w:left w:type="dxa" w:w="100"/>
+              <w:bottom w:type="dxa" w:w="40"/>
+              <w:right w:type="dxa" w:w="100"/>
+            </w:tcMar>
+          </w:tcPr>
+          <w:p>
+            <w:pPr>
+              <w:spacing w:before="22" w:after="22"/>
+            </w:pPr>
+            <w:r>
+              <w:rPr>
+                <w:b/>
+                <w:bCs/>
+                <w:color w:val="8186EF"/>
+                <w:sz w:val="16"/>
+                <w:szCs w:val="16"/>
+              </w:rPr>
+              <w:t xml:space="preserve">25  </w:t>
+            </w:r>
+            <w:r>
+              <w:rPr>
+                <w:sz w:val="17"/>
+                <w:szCs w:val="17"/>
+              </w:rPr>
+              <w:t xml:space="preserve">Compare with the model earlier in this handout.</w:t>
             </w:r>
           </w:p>
         </w:tc>
@@ -7781,7 +7007,7 @@
                 <w:sz w:val="17"/>
                 <w:szCs w:val="17"/>
               </w:rPr>
-              <w:t xml:space="preserve">A</w:t>
+              <w:t xml:space="preserve">C</w:t>
             </w:r>
           </w:p>
         </w:tc>
@@ -7808,14 +7034,14 @@
                 <w:sz w:val="16"/>
                 <w:szCs w:val="16"/>
               </w:rPr>
-              <w:t xml:space="preserve">18  </w:t>
-            </w:r>
-            <w:r>
-              <w:rPr>
-                <w:sz w:val="17"/>
-                <w:szCs w:val="17"/>
-              </w:rPr>
-              <w:t xml:space="preserve">T</w:t>
+              <w:t xml:space="preserve">17  </w:t>
+            </w:r>
+            <w:r>
+              <w:rPr>
+                <w:sz w:val="17"/>
+                <w:szCs w:val="17"/>
+              </w:rPr>
+              <w:t xml:space="preserve">D</w:t>
             </w:r>
           </w:p>
         </w:tc>
@@ -7842,14 +7068,14 @@
                 <w:sz w:val="16"/>
                 <w:szCs w:val="16"/>
               </w:rPr>
-              <w:t xml:space="preserve">28  </w:t>
-            </w:r>
-            <w:r>
-              <w:rPr>
-                <w:sz w:val="17"/>
-                <w:szCs w:val="17"/>
-              </w:rPr>
-              <w:t xml:space="preserve">Compare with the model earlier in this handout.</w:t>
+              <w:t xml:space="preserve">26  </w:t>
+            </w:r>
+            <w:r>
+              <w:rPr>
+                <w:sz w:val="17"/>
+                <w:szCs w:val="17"/>
+              </w:rPr>
+              <w:t xml:space="preserve">13.1: Why book income and taxable income differ. 13.2: Temporary and permanent differences. 13.3: Measuring current and deferred taxes. 13.4: Rate changes, valuation allowances, losses and presentation. 13.5: IFRS differences and disclosures.</w:t>
             </w:r>
           </w:p>
         </w:tc>
@@ -7884,142 +7110,6 @@
                 <w:sz w:val="17"/>
                 <w:szCs w:val="17"/>
               </w:rPr>
-              <w:t xml:space="preserve">B</w:t>
-            </w:r>
-          </w:p>
-        </w:tc>
-        <w:tc>
-          <w:tcPr>
-            <w:tcW w:type="pct" w:w="1667"/>
-            <w:tcMar>
-              <w:top w:type="dxa" w:w="40"/>
-              <w:left w:type="dxa" w:w="100"/>
-              <w:bottom w:type="dxa" w:w="40"/>
-              <w:right w:type="dxa" w:w="100"/>
-            </w:tcMar>
-          </w:tcPr>
-          <w:p>
-            <w:pPr>
-              <w:spacing w:before="22" w:after="22"/>
-            </w:pPr>
-            <w:r>
-              <w:rPr>
-                <w:b/>
-                <w:bCs/>
-                <w:color w:val="8186EF"/>
-                <w:sz w:val="16"/>
-                <w:szCs w:val="16"/>
-              </w:rPr>
-              <w:t xml:space="preserve">19  </w:t>
-            </w:r>
-            <w:r>
-              <w:rPr>
-                <w:sz w:val="17"/>
-                <w:szCs w:val="17"/>
-              </w:rPr>
-              <w:t xml:space="preserve">C</w:t>
-            </w:r>
-          </w:p>
-        </w:tc>
-        <w:tc>
-          <w:tcPr>
-            <w:tcW w:type="pct" w:w="1667"/>
-            <w:tcMar>
-              <w:top w:type="dxa" w:w="40"/>
-              <w:left w:type="dxa" w:w="100"/>
-              <w:bottom w:type="dxa" w:w="40"/>
-              <w:right w:type="dxa" w:w="100"/>
-            </w:tcMar>
-          </w:tcPr>
-          <w:p>
-            <w:pPr>
-              <w:spacing w:before="22" w:after="22"/>
-            </w:pPr>
-            <w:r>
-              <w:rPr>
-                <w:b/>
-                <w:bCs/>
-                <w:color w:val="8186EF"/>
-                <w:sz w:val="16"/>
-                <w:szCs w:val="16"/>
-              </w:rPr>
-              <w:t xml:space="preserve">29  </w:t>
-            </w:r>
-            <w:r>
-              <w:rPr>
-                <w:sz w:val="17"/>
-                <w:szCs w:val="17"/>
-              </w:rPr>
-              <w:t xml:space="preserve">13.1: Why book income and taxable income differ. 13.2: Temporary and permanent differences. 13.3: Measuring current and deferred taxes. 13.4: Rate changes, valuation allowances, losses and presentation. 13.5: IFRS differences and disclosures.</w:t>
-            </w:r>
-          </w:p>
-        </w:tc>
-      </w:tr>
-      <w:tr>
-        <w:tc>
-          <w:tcPr>
-            <w:tcW w:type="pct" w:w="1667"/>
-            <w:shd w:fill="FBFAF6" w:val="clear"/>
-            <w:tcMar>
-              <w:top w:type="dxa" w:w="40"/>
-              <w:left w:type="dxa" w:w="100"/>
-              <w:bottom w:type="dxa" w:w="40"/>
-              <w:right w:type="dxa" w:w="100"/>
-            </w:tcMar>
-          </w:tcPr>
-          <w:p>
-            <w:pPr>
-              <w:spacing w:before="22" w:after="22"/>
-            </w:pPr>
-            <w:r>
-              <w:rPr>
-                <w:b/>
-                <w:bCs/>
-                <w:color w:val="8186EF"/>
-                <w:sz w:val="16"/>
-                <w:szCs w:val="16"/>
-              </w:rPr>
-              <w:t xml:space="preserve">10  </w:t>
-            </w:r>
-            <w:r>
-              <w:rPr>
-                <w:sz w:val="17"/>
-                <w:szCs w:val="17"/>
-              </w:rPr>
-              <w:t xml:space="preserve">C</w:t>
-            </w:r>
-          </w:p>
-        </w:tc>
-        <w:tc>
-          <w:tcPr>
-            <w:tcW w:type="pct" w:w="1667"/>
-            <w:shd w:fill="FBFAF6" w:val="clear"/>
-            <w:tcMar>
-              <w:top w:type="dxa" w:w="40"/>
-              <w:left w:type="dxa" w:w="100"/>
-              <w:bottom w:type="dxa" w:w="40"/>
-              <w:right w:type="dxa" w:w="100"/>
-            </w:tcMar>
-          </w:tcPr>
-          <w:p>
-            <w:pPr>
-              <w:spacing w:before="22" w:after="22"/>
-            </w:pPr>
-            <w:r>
-              <w:rPr>
-                <w:b/>
-                <w:bCs/>
-                <w:color w:val="8186EF"/>
-                <w:sz w:val="16"/>
-                <w:szCs w:val="16"/>
-              </w:rPr>
-              <w:t xml:space="preserve">20  </w:t>
-            </w:r>
-            <w:r>
-              <w:rPr>
-                <w:sz w:val="17"/>
-                <w:szCs w:val="17"/>
-              </w:rPr>
               <w:t xml:space="preserve">D</w:t>
             </w:r>
           </w:p>
@@ -8027,7 +7117,39 @@
         <w:tc>
           <w:tcPr>
             <w:tcW w:type="pct" w:w="1667"/>
-            <w:shd w:fill="FBFAF6" w:val="clear"/>
+            <w:tcMar>
+              <w:top w:type="dxa" w:w="40"/>
+              <w:left w:type="dxa" w:w="100"/>
+              <w:bottom w:type="dxa" w:w="40"/>
+              <w:right w:type="dxa" w:w="100"/>
+            </w:tcMar>
+          </w:tcPr>
+          <w:p>
+            <w:pPr>
+              <w:spacing w:before="22" w:after="22"/>
+            </w:pPr>
+            <w:r>
+              <w:rPr>
+                <w:b/>
+                <w:bCs/>
+                <w:color w:val="8186EF"/>
+                <w:sz w:val="16"/>
+                <w:szCs w:val="16"/>
+              </w:rPr>
+              <w:t xml:space="preserve">18  </w:t>
+            </w:r>
+            <w:r>
+              <w:rPr>
+                <w:sz w:val="17"/>
+                <w:szCs w:val="17"/>
+              </w:rPr>
+              <w:t xml:space="preserve">E</w:t>
+            </w:r>
+          </w:p>
+        </w:tc>
+        <w:tc>
+          <w:tcPr>
+            <w:tcW w:type="pct" w:w="1667"/>
             <w:tcMar>
               <w:top w:type="dxa" w:w="40"/>
               <w:left w:type="dxa" w:w="100"/>
@@ -8109,7 +7231,7 @@
           <w:sz w:val="16"/>
           <w:szCs w:val="16"/>
         </w:rPr>
-        <w:t xml:space="preserve">The book writes: “Current tax is taxable income times the tax rate. Deferred tax liabilities and assets are the temporary differences times the enacted tax rate that will apply when they reverse. Deferred tax expense is the change in the net deferred tax liability during the year.”</w:t>
+        <w:t xml:space="preserve">The book writes: “A deferred tax asset is useful only if the company will have enough taxable income to use it. If it is more likely than not that some of the asset will not be realized, the company records a valuation allowance. A tax loss creates a net operating loss carryforward, which is a deferred tax asset.”</w:t>
       </w:r>
     </w:p>
     <w:p>
@@ -8132,7 +7254,7 @@
           <w:sz w:val="16"/>
           <w:szCs w:val="16"/>
         </w:rPr>
-        <w:t xml:space="preserve">The book writes: “An uncertain tax position is recognized only if it is more likely than not to be accepted by the tax authority. The global minimum tax (Pillar Two) is treated as a current cost in the year it arises, with no deferred taxes. The biggest one for the exam is the deferred tax asset: IFRS recognizes only the amount it is probable to use, while U.S. GAAP records the full asset and a separate valuation allowance.”</w:t>
+        <w:t xml:space="preserve">The book writes: “U.S. companies often call income tax expense the provision for income taxes. It is an expense, not an IAS 37 provision (مخصص) and not a reserve. Arabic مخصص التقييم, the valuation allowance, is a contra-asset, not a liability. Under IFRS it is substantively enacted.”</w:t>
       </w:r>
     </w:p>
     <w:p>
@@ -8194,37 +7316,37 @@
           <w:sz w:val="16"/>
           <w:szCs w:val="16"/>
         </w:rPr>
-        <w:t xml:space="preserve">6  </w:t>
-      </w:r>
-      <w:r>
-        <w:rPr>
-          <w:sz w:val="16"/>
-          <w:szCs w:val="16"/>
-        </w:rPr>
-        <w:t xml:space="preserve">The book numbers “Temporary and permanent differences” as section 13.2.</w:t>
-      </w:r>
-    </w:p>
-    <w:p>
-      <w:pPr>
-        <w:spacing w:after="18"/>
-        <w:ind w:left="300" w:hanging="300"/>
-      </w:pPr>
-      <w:r>
-        <w:rPr>
-          <w:b/>
-          <w:bCs/>
-          <w:color w:val="8186EF"/>
-          <w:sz w:val="16"/>
-          <w:szCs w:val="16"/>
-        </w:rPr>
-        <w:t xml:space="preserve">7  </w:t>
-      </w:r>
-      <w:r>
-        <w:rPr>
-          <w:sz w:val="16"/>
-          <w:szCs w:val="16"/>
-        </w:rPr>
-        <w:t xml:space="preserve">The book numbers “Measuring current and deferred taxes” as section 13.3.</w:t>
+        <w:t xml:space="preserve">11  </w:t>
+      </w:r>
+      <w:r>
+        <w:rPr>
+          <w:sz w:val="16"/>
+          <w:szCs w:val="16"/>
+        </w:rPr>
+        <w:t xml:space="preserve">Difference of $800,000 × 21%. A is wrong: This is only the 21% rate applied to the old DTL. C is wrong: The enacted rate at reversal must be used.</w:t>
+      </w:r>
+    </w:p>
+    <w:p>
+      <w:pPr>
+        <w:spacing w:after="18"/>
+        <w:ind w:left="300" w:hanging="300"/>
+      </w:pPr>
+      <w:r>
+        <w:rPr>
+          <w:b/>
+          <w:bCs/>
+          <w:color w:val="8186EF"/>
+          <w:sz w:val="16"/>
+          <w:szCs w:val="16"/>
+        </w:rPr>
+        <w:t xml:space="preserve">12  </w:t>
+      </w:r>
+      <w:r>
+        <w:rPr>
+          <w:sz w:val="16"/>
+          <w:szCs w:val="16"/>
+        </w:rPr>
+        <w:t xml:space="preserve">Pretax income adjusted for the permanent and temporary differences. A is wrong: This is the current tax, not taxable income. C is wrong: This ignores the temporary differences.</w:t>
       </w:r>
     </w:p>
     <w:p>
@@ -8247,7 +7369,7 @@
           <w:sz w:val="16"/>
           <w:szCs w:val="16"/>
         </w:rPr>
-        <w:t xml:space="preserve">Pretax income adjusted for the permanent and temporary differences. A is wrong: This is the current tax, not taxable income. C is wrong: This ignores the temporary differences.</w:t>
+        <w:t xml:space="preserve">U.S. GAAP records the full DTA and a separate allowance. A is wrong: This is the IFRS net approach. B is wrong: An allowance is needed for the part not expected to be realized.</w:t>
       </w:r>
     </w:p>
     <w:p>
@@ -8270,7 +7392,7 @@
           <w:sz w:val="16"/>
           <w:szCs w:val="16"/>
         </w:rPr>
-        <w:t xml:space="preserve">Current tax $357,000 + deferred tax $140,500. A is wrong: This adds the DTA instead of subtracting it. B is wrong: This leaves out deferred tax.</w:t>
+        <w:t xml:space="preserve">U.S. GAAP uses enacted rates only. A is wrong: Substantively enacted is an IFRS concept. B is wrong: There is no averaging.</w:t>
       </w:r>
     </w:p>
     <w:p>
@@ -8293,7 +7415,7 @@
           <w:sz w:val="16"/>
           <w:szCs w:val="16"/>
         </w:rPr>
-        <w:t xml:space="preserve">U.S. GAAP records the full DTA and a separate allowance. A is wrong: This is the IFRS net approach. B is wrong: An allowance is needed for the part not expected to be realized.</w:t>
+        <w:t xml:space="preserve">Tax is paid now on income recognized later, so future tax will be lower. A is wrong: The direction is reversed. B is wrong: The difference reverses next year.</w:t>
       </w:r>
     </w:p>
     <w:p>
@@ -8316,52 +7438,6 @@
           <w:sz w:val="16"/>
           <w:szCs w:val="16"/>
         </w:rPr>
-        <w:t xml:space="preserve">U.S. GAAP uses enacted rates only. A is wrong: Substantively enacted is an IFRS concept. B is wrong: There is no averaging.</w:t>
-      </w:r>
-    </w:p>
-    <w:p>
-      <w:pPr>
-        <w:spacing w:after="18"/>
-        <w:ind w:left="300" w:hanging="300"/>
-      </w:pPr>
-      <w:r>
-        <w:rPr>
-          <w:b/>
-          <w:bCs/>
-          <w:color w:val="8186EF"/>
-          <w:sz w:val="16"/>
-          <w:szCs w:val="16"/>
-        </w:rPr>
-        <w:t xml:space="preserve">17  </w:t>
-      </w:r>
-      <w:r>
-        <w:rPr>
-          <w:sz w:val="16"/>
-          <w:szCs w:val="16"/>
-        </w:rPr>
-        <w:t xml:space="preserve">Pretax income adjusted for the permanent and temporary differences. A is wrong: This is the current tax, not taxable income. C is wrong: This ignores the temporary differences.</w:t>
-      </w:r>
-    </w:p>
-    <w:p>
-      <w:pPr>
-        <w:spacing w:after="18"/>
-        <w:ind w:left="300" w:hanging="300"/>
-      </w:pPr>
-      <w:r>
-        <w:rPr>
-          <w:b/>
-          <w:bCs/>
-          <w:color w:val="8186EF"/>
-          <w:sz w:val="16"/>
-          <w:szCs w:val="16"/>
-        </w:rPr>
-        <w:t xml:space="preserve">18  </w:t>
-      </w:r>
-      <w:r>
-        <w:rPr>
-          <w:sz w:val="16"/>
-          <w:szCs w:val="16"/>
-        </w:rPr>
         <w:t xml:space="preserve">Every later answer depends on the adjusted exhibit.</w:t>
       </w:r>
     </w:p>
@@ -8378,98 +7454,6 @@
           <w:sz w:val="16"/>
           <w:szCs w:val="16"/>
         </w:rPr>
-        <w:t xml:space="preserve">19  </w:t>
-      </w:r>
-      <w:r>
-        <w:rPr>
-          <w:sz w:val="16"/>
-          <w:szCs w:val="16"/>
-        </w:rPr>
-        <w:t xml:space="preserve">The book states item C13-1 in those words.</w:t>
-      </w:r>
-    </w:p>
-    <w:p>
-      <w:pPr>
-        <w:spacing w:after="18"/>
-        <w:ind w:left="300" w:hanging="300"/>
-      </w:pPr>
-      <w:r>
-        <w:rPr>
-          <w:b/>
-          <w:bCs/>
-          <w:color w:val="8186EF"/>
-          <w:sz w:val="16"/>
-          <w:szCs w:val="16"/>
-        </w:rPr>
-        <w:t xml:space="preserve">20  </w:t>
-      </w:r>
-      <w:r>
-        <w:rPr>
-          <w:sz w:val="16"/>
-          <w:szCs w:val="16"/>
-        </w:rPr>
-        <w:t xml:space="preserve">The book states item C13-2 in those words.</w:t>
-      </w:r>
-    </w:p>
-    <w:p>
-      <w:pPr>
-        <w:spacing w:after="18"/>
-        <w:ind w:left="300" w:hanging="300"/>
-      </w:pPr>
-      <w:r>
-        <w:rPr>
-          <w:b/>
-          <w:bCs/>
-          <w:color w:val="8186EF"/>
-          <w:sz w:val="16"/>
-          <w:szCs w:val="16"/>
-        </w:rPr>
-        <w:t xml:space="preserve">21  </w:t>
-      </w:r>
-      <w:r>
-        <w:rPr>
-          <w:sz w:val="16"/>
-          <w:szCs w:val="16"/>
-        </w:rPr>
-        <w:t xml:space="preserve">The book states item C13-3 in those words.</w:t>
-      </w:r>
-    </w:p>
-    <w:p>
-      <w:pPr>
-        <w:spacing w:after="18"/>
-        <w:ind w:left="300" w:hanging="300"/>
-      </w:pPr>
-      <w:r>
-        <w:rPr>
-          <w:b/>
-          <w:bCs/>
-          <w:color w:val="8186EF"/>
-          <w:sz w:val="16"/>
-          <w:szCs w:val="16"/>
-        </w:rPr>
-        <w:t xml:space="preserve">22  </w:t>
-      </w:r>
-      <w:r>
-        <w:rPr>
-          <w:sz w:val="16"/>
-          <w:szCs w:val="16"/>
-        </w:rPr>
-        <w:t xml:space="preserve">The book states item C13-4 in those words.</w:t>
-      </w:r>
-    </w:p>
-    <w:p>
-      <w:pPr>
-        <w:spacing w:after="18"/>
-        <w:ind w:left="300" w:hanging="300"/>
-      </w:pPr>
-      <w:r>
-        <w:rPr>
-          <w:b/>
-          <w:bCs/>
-          <w:color w:val="8186EF"/>
-          <w:sz w:val="16"/>
-          <w:szCs w:val="16"/>
-        </w:rPr>
         <w:t xml:space="preserve">23  </w:t>
       </w:r>
       <w:r>
@@ -8477,7 +7461,7 @@
           <w:sz w:val="16"/>
           <w:szCs w:val="16"/>
         </w:rPr>
-        <w:t xml:space="preserve">The book states item C13-5 in those words.</w:t>
+        <w:t xml:space="preserve">Tax will be paid later, as cash is collected. A is wrong: Future taxable income will increase, not fall. C is wrong: The income will be taxed eventually.</w:t>
       </w:r>
     </w:p>
     <w:p>
@@ -8500,30 +7484,7 @@
           <w:sz w:val="16"/>
           <w:szCs w:val="16"/>
         </w:rPr>
-        <w:t xml:space="preserve">The book states item C13-6 in those words.</w:t>
-      </w:r>
-    </w:p>
-    <w:p>
-      <w:pPr>
-        <w:spacing w:after="18"/>
-        <w:ind w:left="300" w:hanging="300"/>
-      </w:pPr>
-      <w:r>
-        <w:rPr>
-          <w:b/>
-          <w:bCs/>
-          <w:color w:val="8186EF"/>
-          <w:sz w:val="16"/>
-          <w:szCs w:val="16"/>
-        </w:rPr>
-        <w:t xml:space="preserve">25  </w:t>
-      </w:r>
-      <w:r>
-        <w:rPr>
-          <w:sz w:val="16"/>
-          <w:szCs w:val="16"/>
-        </w:rPr>
-        <w:t xml:space="preserve">Pretax income adjusted for the permanent and temporary differences. A is wrong: This is the current tax, not taxable income. C is wrong: This ignores the temporary differences.</w:t>
+        <w:t xml:space="preserve">Every later answer depends on the adjusted exhibit.</w:t>
       </w:r>
     </w:p>
     <w:p/>
